--- a/public/templates/monthly-summary.docx
+++ b/public/templates/monthly-summary.docx
@@ -13,20 +13,30 @@
       <w:r>
         <w:rPr>
           <w:noProof/>
+          <w:sz w:val="2"/>
+          <w:szCs w:val="2"/>
         </w:rPr>
         <w:drawing>
-          <wp:anchor distT="0" distB="0" distL="114300" distR="114300" simplePos="0" relativeHeight="251657728" behindDoc="0" locked="0" layoutInCell="1" allowOverlap="1" wp14:anchorId="00643E00" wp14:editId="5A39C113">
+          <wp:anchor distT="0" distB="0" distL="114300" distR="114300" simplePos="0" relativeHeight="251658240" behindDoc="1" locked="0" layoutInCell="1" allowOverlap="1" wp14:anchorId="798728F4" wp14:editId="51FA5A76">
             <wp:simplePos x="0" y="0"/>
-            <wp:positionH relativeFrom="margin">
-              <wp:align>center</wp:align>
+            <wp:positionH relativeFrom="column">
+              <wp:posOffset>2486025</wp:posOffset>
             </wp:positionH>
-            <wp:positionV relativeFrom="margin">
-              <wp:posOffset>-523875</wp:posOffset>
+            <wp:positionV relativeFrom="paragraph">
+              <wp:posOffset>0</wp:posOffset>
             </wp:positionV>
-            <wp:extent cx="771525" cy="619125"/>
-            <wp:effectExtent l="0" t="0" r="0" b="0"/>
-            <wp:wrapSquare wrapText="bothSides"/>
-            <wp:docPr id="2" name="صورة 1"/>
+            <wp:extent cx="904240" cy="773430"/>
+            <wp:effectExtent l="0" t="0" r="0" b="7620"/>
+            <wp:wrapTight wrapText="bothSides">
+              <wp:wrapPolygon edited="0">
+                <wp:start x="0" y="0"/>
+                <wp:lineTo x="0" y="21281"/>
+                <wp:lineTo x="20933" y="21281"/>
+                <wp:lineTo x="20933" y="0"/>
+                <wp:lineTo x="0" y="0"/>
+              </wp:wrapPolygon>
+            </wp:wrapTight>
+            <wp:docPr id="1" name="Picture 1"/>
             <wp:cNvGraphicFramePr>
               <a:graphicFrameLocks xmlns:a="http://schemas.openxmlformats.org/drawingml/2006/main" noChangeAspect="1"/>
             </wp:cNvGraphicFramePr>
@@ -34,7 +44,7 @@
               <a:graphicData uri="http://schemas.openxmlformats.org/drawingml/2006/picture">
                 <pic:pic xmlns:pic="http://schemas.openxmlformats.org/drawingml/2006/picture">
                   <pic:nvPicPr>
-                    <pic:cNvPr id="0" name="صورة 1"/>
+                    <pic:cNvPr id="0" name="Picture 1"/>
                     <pic:cNvPicPr>
                       <a:picLocks noChangeAspect="1" noChangeArrowheads="1"/>
                     </pic:cNvPicPr>
@@ -47,7 +57,7 @@
                         </a:ext>
                       </a:extLst>
                     </a:blip>
-                    <a:srcRect l="26282" t="7291" r="26282" b="6378"/>
+                    <a:srcRect/>
                     <a:stretch>
                       <a:fillRect/>
                     </a:stretch>
@@ -55,7 +65,7 @@
                   <pic:spPr bwMode="auto">
                     <a:xfrm>
                       <a:off x="0" y="0"/>
-                      <a:ext cx="771525" cy="619125"/>
+                      <a:ext cx="904240" cy="773430"/>
                     </a:xfrm>
                     <a:prstGeom prst="rect">
                       <a:avLst/>
@@ -68,15 +78,54 @@
                 </pic:pic>
               </a:graphicData>
             </a:graphic>
-            <wp14:sizeRelH relativeFrom="page">
+            <wp14:sizeRelH relativeFrom="margin">
               <wp14:pctWidth>0</wp14:pctWidth>
             </wp14:sizeRelH>
-            <wp14:sizeRelV relativeFrom="page">
+            <wp14:sizeRelV relativeFrom="margin">
               <wp14:pctHeight>0</wp14:pctHeight>
             </wp14:sizeRelV>
           </wp:anchor>
         </w:drawing>
       </w:r>
+    </w:p>
+    <w:p>
+      <w:pPr>
+        <w:spacing w:after="0"/>
+        <w:jc w:val="center"/>
+        <w:rPr>
+          <w:b/>
+          <w:bCs/>
+          <w:sz w:val="28"/>
+          <w:szCs w:val="28"/>
+          <w:rtl/>
+        </w:rPr>
+      </w:pPr>
+    </w:p>
+    <w:p>
+      <w:pPr>
+        <w:spacing w:after="0"/>
+        <w:jc w:val="center"/>
+        <w:rPr>
+          <w:b/>
+          <w:bCs/>
+          <w:sz w:val="28"/>
+          <w:szCs w:val="28"/>
+          <w:rtl/>
+        </w:rPr>
+      </w:pPr>
+    </w:p>
+    <w:p>
+      <w:pPr>
+        <w:spacing w:after="0"/>
+        <w:jc w:val="center"/>
+        <w:rPr>
+          <w:b/>
+          <w:bCs/>
+          <w:sz w:val="28"/>
+          <w:szCs w:val="28"/>
+          <w:rtl/>
+        </w:rPr>
+      </w:pPr>
     </w:p>
     <w:p>
       <w:pPr>
@@ -264,28 +313,28 @@
         <w:tblLook w:val="04A0" w:firstRow="1" w:lastRow="0" w:firstColumn="1" w:lastColumn="0" w:noHBand="0" w:noVBand="1"/>
       </w:tblPr>
       <w:tblGrid>
-        <w:gridCol w:w="1605"/>
+        <w:gridCol w:w="1585"/>
+        <w:gridCol w:w="583"/>
+        <w:gridCol w:w="673"/>
+        <w:gridCol w:w="583"/>
         <w:gridCol w:w="591"/>
-        <w:gridCol w:w="681"/>
-        <w:gridCol w:w="591"/>
-        <w:gridCol w:w="597"/>
-        <w:gridCol w:w="591"/>
-        <w:gridCol w:w="595"/>
-        <w:gridCol w:w="591"/>
-        <w:gridCol w:w="595"/>
-        <w:gridCol w:w="591"/>
-        <w:gridCol w:w="595"/>
-        <w:gridCol w:w="591"/>
+        <w:gridCol w:w="583"/>
         <w:gridCol w:w="588"/>
-        <w:gridCol w:w="28"/>
+        <w:gridCol w:w="583"/>
+        <w:gridCol w:w="588"/>
+        <w:gridCol w:w="583"/>
+        <w:gridCol w:w="588"/>
+        <w:gridCol w:w="583"/>
+        <w:gridCol w:w="580"/>
+        <w:gridCol w:w="36"/>
       </w:tblGrid>
       <w:tr>
         <w:trPr>
-          <w:trHeight w:val="518"/>
+          <w:trHeight w:val="456"/>
         </w:trPr>
         <w:tc>
           <w:tcPr>
-            <w:tcW w:w="1605" w:type="dxa"/>
+            <w:tcW w:w="1585" w:type="dxa"/>
             <w:vMerge w:val="restart"/>
             <w:shd w:val="clear" w:color="auto" w:fill="auto"/>
             <w:vAlign w:val="center"/>
@@ -295,7 +344,6 @@
               <w:spacing w:after="0" w:line="240" w:lineRule="auto"/>
               <w:jc w:val="center"/>
               <w:rPr>
-                <w:rFonts w:hint="cs"/>
                 <w:b/>
                 <w:bCs/>
                 <w:sz w:val="24"/>
@@ -318,7 +366,7 @@
         </w:tc>
         <w:tc>
           <w:tcPr>
-            <w:tcW w:w="2460" w:type="dxa"/>
+            <w:tcW w:w="2430" w:type="dxa"/>
             <w:gridSpan w:val="4"/>
             <w:shd w:val="clear" w:color="auto" w:fill="auto"/>
             <w:vAlign w:val="center"/>
@@ -328,7 +376,6 @@
               <w:spacing w:after="0" w:line="240" w:lineRule="auto"/>
               <w:jc w:val="center"/>
               <w:rPr>
-                <w:rFonts w:hint="cs"/>
                 <w:b/>
                 <w:bCs/>
                 <w:sz w:val="24"/>
@@ -351,7 +398,7 @@
         </w:tc>
         <w:tc>
           <w:tcPr>
-            <w:tcW w:w="1186" w:type="dxa"/>
+            <w:tcW w:w="1171" w:type="dxa"/>
             <w:gridSpan w:val="2"/>
             <w:vMerge w:val="restart"/>
             <w:shd w:val="clear" w:color="auto" w:fill="auto"/>
@@ -362,7 +409,6 @@
               <w:spacing w:after="0" w:line="240" w:lineRule="auto"/>
               <w:jc w:val="center"/>
               <w:rPr>
-                <w:rFonts w:hint="cs"/>
                 <w:b/>
                 <w:bCs/>
                 <w:sz w:val="24"/>
@@ -385,7 +431,7 @@
         </w:tc>
         <w:tc>
           <w:tcPr>
-            <w:tcW w:w="1186" w:type="dxa"/>
+            <w:tcW w:w="1171" w:type="dxa"/>
             <w:gridSpan w:val="2"/>
             <w:vMerge w:val="restart"/>
             <w:shd w:val="clear" w:color="auto" w:fill="auto"/>
@@ -396,7 +442,6 @@
               <w:spacing w:after="0" w:line="240" w:lineRule="auto"/>
               <w:jc w:val="center"/>
               <w:rPr>
-                <w:rFonts w:hint="cs"/>
                 <w:b/>
                 <w:bCs/>
                 <w:sz w:val="24"/>
@@ -419,7 +464,7 @@
         </w:tc>
         <w:tc>
           <w:tcPr>
-            <w:tcW w:w="2387" w:type="dxa"/>
+            <w:tcW w:w="2370" w:type="dxa"/>
             <w:gridSpan w:val="5"/>
             <w:shd w:val="clear" w:color="auto" w:fill="auto"/>
             <w:vAlign w:val="center"/>
@@ -429,7 +474,6 @@
               <w:spacing w:after="0" w:line="240" w:lineRule="auto"/>
               <w:jc w:val="center"/>
               <w:rPr>
-                <w:rFonts w:hint="cs"/>
                 <w:b/>
                 <w:bCs/>
                 <w:sz w:val="24"/>
@@ -453,11 +497,11 @@
       </w:tr>
       <w:tr>
         <w:trPr>
-          <w:trHeight w:val="287"/>
+          <w:trHeight w:val="252"/>
         </w:trPr>
         <w:tc>
           <w:tcPr>
-            <w:tcW w:w="1605" w:type="dxa"/>
+            <w:tcW w:w="1585" w:type="dxa"/>
             <w:vMerge/>
             <w:shd w:val="clear" w:color="auto" w:fill="auto"/>
             <w:vAlign w:val="center"/>
@@ -467,19 +511,18 @@
               <w:spacing w:after="0" w:line="240" w:lineRule="auto"/>
               <w:jc w:val="center"/>
               <w:rPr>
-                <w:rFonts w:hint="cs"/>
-                <w:b/>
-                <w:bCs/>
-                <w:sz w:val="24"/>
-                <w:szCs w:val="24"/>
-                <w:rtl/>
-              </w:rPr>
-            </w:pPr>
-          </w:p>
-        </w:tc>
-        <w:tc>
-          <w:tcPr>
-            <w:tcW w:w="1272" w:type="dxa"/>
+                <w:b/>
+                <w:bCs/>
+                <w:sz w:val="24"/>
+                <w:szCs w:val="24"/>
+                <w:rtl/>
+              </w:rPr>
+            </w:pPr>
+          </w:p>
+        </w:tc>
+        <w:tc>
+          <w:tcPr>
+            <w:tcW w:w="1256" w:type="dxa"/>
             <w:gridSpan w:val="2"/>
             <w:shd w:val="clear" w:color="auto" w:fill="auto"/>
             <w:vAlign w:val="center"/>
@@ -489,7 +532,6 @@
               <w:spacing w:after="0" w:line="240" w:lineRule="auto"/>
               <w:jc w:val="center"/>
               <w:rPr>
-                <w:rFonts w:hint="cs"/>
                 <w:b/>
                 <w:bCs/>
                 <w:sz w:val="24"/>
@@ -512,7 +554,7 @@
         </w:tc>
         <w:tc>
           <w:tcPr>
-            <w:tcW w:w="1187" w:type="dxa"/>
+            <w:tcW w:w="1174" w:type="dxa"/>
             <w:gridSpan w:val="2"/>
             <w:shd w:val="clear" w:color="auto" w:fill="auto"/>
             <w:vAlign w:val="center"/>
@@ -522,7 +564,6 @@
               <w:spacing w:after="0" w:line="240" w:lineRule="auto"/>
               <w:jc w:val="center"/>
               <w:rPr>
-                <w:rFonts w:hint="cs"/>
                 <w:b/>
                 <w:bCs/>
                 <w:sz w:val="24"/>
@@ -545,7 +586,7 @@
         </w:tc>
         <w:tc>
           <w:tcPr>
-            <w:tcW w:w="1186" w:type="dxa"/>
+            <w:tcW w:w="1171" w:type="dxa"/>
             <w:gridSpan w:val="2"/>
             <w:vMerge/>
             <w:shd w:val="clear" w:color="auto" w:fill="auto"/>
@@ -556,19 +597,18 @@
               <w:spacing w:after="0" w:line="240" w:lineRule="auto"/>
               <w:jc w:val="center"/>
               <w:rPr>
-                <w:rFonts w:hint="cs"/>
-                <w:b/>
-                <w:bCs/>
-                <w:sz w:val="24"/>
-                <w:szCs w:val="24"/>
-                <w:rtl/>
-              </w:rPr>
-            </w:pPr>
-          </w:p>
-        </w:tc>
-        <w:tc>
-          <w:tcPr>
-            <w:tcW w:w="1186" w:type="dxa"/>
+                <w:b/>
+                <w:bCs/>
+                <w:sz w:val="24"/>
+                <w:szCs w:val="24"/>
+                <w:rtl/>
+              </w:rPr>
+            </w:pPr>
+          </w:p>
+        </w:tc>
+        <w:tc>
+          <w:tcPr>
+            <w:tcW w:w="1171" w:type="dxa"/>
             <w:gridSpan w:val="2"/>
             <w:vMerge/>
             <w:shd w:val="clear" w:color="auto" w:fill="auto"/>
@@ -579,19 +619,18 @@
               <w:spacing w:after="0" w:line="240" w:lineRule="auto"/>
               <w:jc w:val="center"/>
               <w:rPr>
-                <w:rFonts w:hint="cs"/>
-                <w:b/>
-                <w:bCs/>
-                <w:sz w:val="24"/>
-                <w:szCs w:val="24"/>
-                <w:rtl/>
-              </w:rPr>
-            </w:pPr>
-          </w:p>
-        </w:tc>
-        <w:tc>
-          <w:tcPr>
-            <w:tcW w:w="1186" w:type="dxa"/>
+                <w:b/>
+                <w:bCs/>
+                <w:sz w:val="24"/>
+                <w:szCs w:val="24"/>
+                <w:rtl/>
+              </w:rPr>
+            </w:pPr>
+          </w:p>
+        </w:tc>
+        <w:tc>
+          <w:tcPr>
+            <w:tcW w:w="1171" w:type="dxa"/>
             <w:gridSpan w:val="2"/>
             <w:shd w:val="clear" w:color="auto" w:fill="auto"/>
             <w:vAlign w:val="center"/>
@@ -601,7 +640,6 @@
               <w:spacing w:after="0" w:line="240" w:lineRule="auto"/>
               <w:jc w:val="center"/>
               <w:rPr>
-                <w:rFonts w:hint="cs"/>
                 <w:b/>
                 <w:bCs/>
                 <w:sz w:val="24"/>
@@ -624,7 +662,7 @@
         </w:tc>
         <w:tc>
           <w:tcPr>
-            <w:tcW w:w="1200" w:type="dxa"/>
+            <w:tcW w:w="1199" w:type="dxa"/>
             <w:gridSpan w:val="3"/>
             <w:shd w:val="clear" w:color="auto" w:fill="auto"/>
             <w:vAlign w:val="center"/>
@@ -634,7 +672,6 @@
               <w:spacing w:after="0" w:line="240" w:lineRule="auto"/>
               <w:jc w:val="center"/>
               <w:rPr>
-                <w:rFonts w:hint="cs"/>
                 <w:b/>
                 <w:bCs/>
                 <w:sz w:val="24"/>
@@ -659,12 +696,12 @@
       <w:tr>
         <w:trPr>
           <w:gridAfter w:val="1"/>
-          <w:wAfter w:w="28" w:type="dxa"/>
-          <w:trHeight w:val="245"/>
+          <w:wAfter w:w="36" w:type="dxa"/>
+          <w:trHeight w:val="215"/>
         </w:trPr>
         <w:tc>
           <w:tcPr>
-            <w:tcW w:w="1605" w:type="dxa"/>
+            <w:tcW w:w="1585" w:type="dxa"/>
             <w:vMerge/>
             <w:shd w:val="clear" w:color="auto" w:fill="auto"/>
           </w:tcPr>
@@ -672,22 +709,20 @@
             <w:pPr>
               <w:spacing w:after="0" w:line="240" w:lineRule="auto"/>
               <w:rPr>
-                <w:rFonts w:hint="cs"/>
-                <w:rtl/>
-              </w:rPr>
-            </w:pPr>
-          </w:p>
-        </w:tc>
-        <w:tc>
-          <w:tcPr>
-            <w:tcW w:w="591" w:type="dxa"/>
-            <w:shd w:val="clear" w:color="auto" w:fill="auto"/>
-          </w:tcPr>
-          <w:p>
-            <w:pPr>
-              <w:spacing w:after="0" w:line="240" w:lineRule="auto"/>
-              <w:rPr>
-                <w:rFonts w:hint="cs"/>
+                <w:rtl/>
+              </w:rPr>
+            </w:pPr>
+          </w:p>
+        </w:tc>
+        <w:tc>
+          <w:tcPr>
+            <w:tcW w:w="583" w:type="dxa"/>
+            <w:shd w:val="clear" w:color="auto" w:fill="auto"/>
+          </w:tcPr>
+          <w:p>
+            <w:pPr>
+              <w:spacing w:after="0" w:line="240" w:lineRule="auto"/>
+              <w:rPr>
                 <w:b/>
                 <w:bCs/>
                 <w:rtl/>
@@ -706,14 +741,13 @@
         </w:tc>
         <w:tc>
           <w:tcPr>
-            <w:tcW w:w="680" w:type="dxa"/>
-            <w:shd w:val="clear" w:color="auto" w:fill="auto"/>
-          </w:tcPr>
-          <w:p>
-            <w:pPr>
-              <w:spacing w:after="0" w:line="240" w:lineRule="auto"/>
-              <w:rPr>
-                <w:rFonts w:hint="cs"/>
+            <w:tcW w:w="673" w:type="dxa"/>
+            <w:shd w:val="clear" w:color="auto" w:fill="auto"/>
+          </w:tcPr>
+          <w:p>
+            <w:pPr>
+              <w:spacing w:after="0" w:line="240" w:lineRule="auto"/>
+              <w:rPr>
                 <w:b/>
                 <w:bCs/>
                 <w:rtl/>
@@ -732,14 +766,13 @@
         </w:tc>
         <w:tc>
           <w:tcPr>
-            <w:tcW w:w="591" w:type="dxa"/>
-            <w:shd w:val="clear" w:color="auto" w:fill="auto"/>
-          </w:tcPr>
-          <w:p>
-            <w:pPr>
-              <w:spacing w:after="0" w:line="240" w:lineRule="auto"/>
-              <w:rPr>
-                <w:rFonts w:hint="cs"/>
+            <w:tcW w:w="583" w:type="dxa"/>
+            <w:shd w:val="clear" w:color="auto" w:fill="auto"/>
+          </w:tcPr>
+          <w:p>
+            <w:pPr>
+              <w:spacing w:after="0" w:line="240" w:lineRule="auto"/>
+              <w:rPr>
                 <w:b/>
                 <w:bCs/>
                 <w:rtl/>
@@ -758,14 +791,13 @@
         </w:tc>
         <w:tc>
           <w:tcPr>
-            <w:tcW w:w="595" w:type="dxa"/>
-            <w:shd w:val="clear" w:color="auto" w:fill="auto"/>
-          </w:tcPr>
-          <w:p>
-            <w:pPr>
-              <w:spacing w:after="0" w:line="240" w:lineRule="auto"/>
-              <w:rPr>
-                <w:rFonts w:hint="cs"/>
+            <w:tcW w:w="591" w:type="dxa"/>
+            <w:shd w:val="clear" w:color="auto" w:fill="auto"/>
+          </w:tcPr>
+          <w:p>
+            <w:pPr>
+              <w:spacing w:after="0" w:line="240" w:lineRule="auto"/>
+              <w:rPr>
                 <w:b/>
                 <w:bCs/>
                 <w:rtl/>
@@ -784,14 +816,13 @@
         </w:tc>
         <w:tc>
           <w:tcPr>
-            <w:tcW w:w="591" w:type="dxa"/>
-            <w:shd w:val="clear" w:color="auto" w:fill="auto"/>
-          </w:tcPr>
-          <w:p>
-            <w:pPr>
-              <w:spacing w:after="0" w:line="240" w:lineRule="auto"/>
-              <w:rPr>
-                <w:rFonts w:hint="cs"/>
+            <w:tcW w:w="583" w:type="dxa"/>
+            <w:shd w:val="clear" w:color="auto" w:fill="auto"/>
+          </w:tcPr>
+          <w:p>
+            <w:pPr>
+              <w:spacing w:after="0" w:line="240" w:lineRule="auto"/>
+              <w:rPr>
                 <w:b/>
                 <w:bCs/>
                 <w:rtl/>
@@ -810,14 +841,13 @@
         </w:tc>
         <w:tc>
           <w:tcPr>
-            <w:tcW w:w="594" w:type="dxa"/>
-            <w:shd w:val="clear" w:color="auto" w:fill="auto"/>
-          </w:tcPr>
-          <w:p>
-            <w:pPr>
-              <w:spacing w:after="0" w:line="240" w:lineRule="auto"/>
-              <w:rPr>
-                <w:rFonts w:hint="cs"/>
+            <w:tcW w:w="588" w:type="dxa"/>
+            <w:shd w:val="clear" w:color="auto" w:fill="auto"/>
+          </w:tcPr>
+          <w:p>
+            <w:pPr>
+              <w:spacing w:after="0" w:line="240" w:lineRule="auto"/>
+              <w:rPr>
                 <w:b/>
                 <w:bCs/>
                 <w:rtl/>
@@ -836,14 +866,13 @@
         </w:tc>
         <w:tc>
           <w:tcPr>
-            <w:tcW w:w="591" w:type="dxa"/>
-            <w:shd w:val="clear" w:color="auto" w:fill="auto"/>
-          </w:tcPr>
-          <w:p>
-            <w:pPr>
-              <w:spacing w:after="0" w:line="240" w:lineRule="auto"/>
-              <w:rPr>
-                <w:rFonts w:hint="cs"/>
+            <w:tcW w:w="583" w:type="dxa"/>
+            <w:shd w:val="clear" w:color="auto" w:fill="auto"/>
+          </w:tcPr>
+          <w:p>
+            <w:pPr>
+              <w:spacing w:after="0" w:line="240" w:lineRule="auto"/>
+              <w:rPr>
                 <w:b/>
                 <w:bCs/>
                 <w:rtl/>
@@ -862,14 +891,13 @@
         </w:tc>
         <w:tc>
           <w:tcPr>
-            <w:tcW w:w="594" w:type="dxa"/>
-            <w:shd w:val="clear" w:color="auto" w:fill="auto"/>
-          </w:tcPr>
-          <w:p>
-            <w:pPr>
-              <w:spacing w:after="0" w:line="240" w:lineRule="auto"/>
-              <w:rPr>
-                <w:rFonts w:hint="cs"/>
+            <w:tcW w:w="588" w:type="dxa"/>
+            <w:shd w:val="clear" w:color="auto" w:fill="auto"/>
+          </w:tcPr>
+          <w:p>
+            <w:pPr>
+              <w:spacing w:after="0" w:line="240" w:lineRule="auto"/>
+              <w:rPr>
                 <w:b/>
                 <w:bCs/>
                 <w:rtl/>
@@ -888,14 +916,13 @@
         </w:tc>
         <w:tc>
           <w:tcPr>
-            <w:tcW w:w="591" w:type="dxa"/>
-            <w:shd w:val="clear" w:color="auto" w:fill="auto"/>
-          </w:tcPr>
-          <w:p>
-            <w:pPr>
-              <w:spacing w:after="0" w:line="240" w:lineRule="auto"/>
-              <w:rPr>
-                <w:rFonts w:hint="cs"/>
+            <w:tcW w:w="583" w:type="dxa"/>
+            <w:shd w:val="clear" w:color="auto" w:fill="auto"/>
+          </w:tcPr>
+          <w:p>
+            <w:pPr>
+              <w:spacing w:after="0" w:line="240" w:lineRule="auto"/>
+              <w:rPr>
                 <w:b/>
                 <w:bCs/>
                 <w:rtl/>
@@ -914,14 +941,13 @@
         </w:tc>
         <w:tc>
           <w:tcPr>
-            <w:tcW w:w="594" w:type="dxa"/>
-            <w:shd w:val="clear" w:color="auto" w:fill="auto"/>
-          </w:tcPr>
-          <w:p>
-            <w:pPr>
-              <w:spacing w:after="0" w:line="240" w:lineRule="auto"/>
-              <w:rPr>
-                <w:rFonts w:hint="cs"/>
+            <w:tcW w:w="588" w:type="dxa"/>
+            <w:shd w:val="clear" w:color="auto" w:fill="auto"/>
+          </w:tcPr>
+          <w:p>
+            <w:pPr>
+              <w:spacing w:after="0" w:line="240" w:lineRule="auto"/>
+              <w:rPr>
                 <w:b/>
                 <w:bCs/>
                 <w:rtl/>
@@ -940,14 +966,13 @@
         </w:tc>
         <w:tc>
           <w:tcPr>
-            <w:tcW w:w="591" w:type="dxa"/>
-            <w:shd w:val="clear" w:color="auto" w:fill="auto"/>
-          </w:tcPr>
-          <w:p>
-            <w:pPr>
-              <w:spacing w:after="0" w:line="240" w:lineRule="auto"/>
-              <w:rPr>
-                <w:rFonts w:hint="cs"/>
+            <w:tcW w:w="583" w:type="dxa"/>
+            <w:shd w:val="clear" w:color="auto" w:fill="auto"/>
+          </w:tcPr>
+          <w:p>
+            <w:pPr>
+              <w:spacing w:after="0" w:line="240" w:lineRule="auto"/>
+              <w:rPr>
                 <w:b/>
                 <w:bCs/>
                 <w:rtl/>
@@ -966,14 +991,13 @@
         </w:tc>
         <w:tc>
           <w:tcPr>
-            <w:tcW w:w="588" w:type="dxa"/>
-            <w:shd w:val="clear" w:color="auto" w:fill="auto"/>
-          </w:tcPr>
-          <w:p>
-            <w:pPr>
-              <w:spacing w:after="0" w:line="240" w:lineRule="auto"/>
-              <w:rPr>
-                <w:rFonts w:hint="cs"/>
+            <w:tcW w:w="580" w:type="dxa"/>
+            <w:shd w:val="clear" w:color="auto" w:fill="auto"/>
+          </w:tcPr>
+          <w:p>
+            <w:pPr>
+              <w:spacing w:after="0" w:line="240" w:lineRule="auto"/>
+              <w:rPr>
                 <w:b/>
                 <w:bCs/>
                 <w:rtl/>
@@ -994,19 +1018,18 @@
       <w:tr>
         <w:trPr>
           <w:gridAfter w:val="1"/>
-          <w:wAfter w:w="28" w:type="dxa"/>
-          <w:trHeight w:val="693"/>
+          <w:wAfter w:w="36" w:type="dxa"/>
+          <w:trHeight w:val="610"/>
         </w:trPr>
         <w:tc>
           <w:tcPr>
-            <w:tcW w:w="1605" w:type="dxa"/>
-            <w:shd w:val="clear" w:color="auto" w:fill="auto"/>
-          </w:tcPr>
-          <w:p>
-            <w:pPr>
-              <w:spacing w:after="0" w:line="240" w:lineRule="auto"/>
-              <w:rPr>
-                <w:rFonts w:hint="cs"/>
+            <w:tcW w:w="1585" w:type="dxa"/>
+            <w:shd w:val="clear" w:color="auto" w:fill="auto"/>
+          </w:tcPr>
+          <w:p>
+            <w:pPr>
+              <w:spacing w:after="0" w:line="240" w:lineRule="auto"/>
+              <w:rPr>
                 <w:b/>
                 <w:bCs/>
                 <w:sz w:val="24"/>
@@ -1029,6 +1052,48 @@
         </w:tc>
         <w:tc>
           <w:tcPr>
+            <w:tcW w:w="583" w:type="dxa"/>
+            <w:shd w:val="clear" w:color="auto" w:fill="auto"/>
+          </w:tcPr>
+          <w:p>
+            <w:pPr>
+              <w:spacing w:after="0" w:line="240" w:lineRule="auto"/>
+              <w:rPr>
+                <w:rtl/>
+              </w:rPr>
+            </w:pPr>
+          </w:p>
+        </w:tc>
+        <w:tc>
+          <w:tcPr>
+            <w:tcW w:w="673" w:type="dxa"/>
+            <w:shd w:val="clear" w:color="auto" w:fill="auto"/>
+          </w:tcPr>
+          <w:p>
+            <w:pPr>
+              <w:spacing w:after="0" w:line="240" w:lineRule="auto"/>
+              <w:rPr>
+                <w:rtl/>
+              </w:rPr>
+            </w:pPr>
+          </w:p>
+        </w:tc>
+        <w:tc>
+          <w:tcPr>
+            <w:tcW w:w="583" w:type="dxa"/>
+            <w:shd w:val="clear" w:color="auto" w:fill="auto"/>
+          </w:tcPr>
+          <w:p>
+            <w:pPr>
+              <w:spacing w:after="0" w:line="240" w:lineRule="auto"/>
+              <w:rPr>
+                <w:rtl/>
+              </w:rPr>
+            </w:pPr>
+          </w:p>
+        </w:tc>
+        <w:tc>
+          <w:tcPr>
             <w:tcW w:w="591" w:type="dxa"/>
             <w:shd w:val="clear" w:color="auto" w:fill="auto"/>
           </w:tcPr>
@@ -1036,157 +1101,20 @@
             <w:pPr>
               <w:spacing w:after="0" w:line="240" w:lineRule="auto"/>
               <w:rPr>
-                <w:rFonts w:hint="cs"/>
-                <w:rtl/>
-              </w:rPr>
-            </w:pPr>
-          </w:p>
-        </w:tc>
-        <w:tc>
-          <w:tcPr>
-            <w:tcW w:w="680" w:type="dxa"/>
-            <w:shd w:val="clear" w:color="auto" w:fill="auto"/>
-          </w:tcPr>
-          <w:p>
-            <w:pPr>
-              <w:spacing w:after="0" w:line="240" w:lineRule="auto"/>
-              <w:rPr>
-                <w:rFonts w:hint="cs"/>
-                <w:rtl/>
-              </w:rPr>
-            </w:pPr>
-          </w:p>
-        </w:tc>
-        <w:tc>
-          <w:tcPr>
-            <w:tcW w:w="591" w:type="dxa"/>
-            <w:shd w:val="clear" w:color="auto" w:fill="auto"/>
-          </w:tcPr>
-          <w:p>
-            <w:pPr>
-              <w:spacing w:after="0" w:line="240" w:lineRule="auto"/>
-              <w:rPr>
-                <w:rFonts w:hint="cs"/>
-                <w:rtl/>
-              </w:rPr>
-            </w:pPr>
-          </w:p>
-        </w:tc>
-        <w:tc>
-          <w:tcPr>
-            <w:tcW w:w="595" w:type="dxa"/>
-            <w:shd w:val="clear" w:color="auto" w:fill="auto"/>
-          </w:tcPr>
-          <w:p>
-            <w:pPr>
-              <w:spacing w:after="0" w:line="240" w:lineRule="auto"/>
-              <w:rPr>
-                <w:rFonts w:hint="cs"/>
-                <w:rtl/>
-              </w:rPr>
-            </w:pPr>
-          </w:p>
-        </w:tc>
-        <w:tc>
-          <w:tcPr>
-            <w:tcW w:w="591" w:type="dxa"/>
-            <w:shd w:val="clear" w:color="auto" w:fill="auto"/>
-          </w:tcPr>
-          <w:p>
-            <w:pPr>
-              <w:spacing w:after="0" w:line="240" w:lineRule="auto"/>
-              <w:rPr>
-                <w:rFonts w:hint="cs"/>
-                <w:rtl/>
-              </w:rPr>
-            </w:pPr>
-          </w:p>
-        </w:tc>
-        <w:tc>
-          <w:tcPr>
-            <w:tcW w:w="594" w:type="dxa"/>
-            <w:shd w:val="clear" w:color="auto" w:fill="auto"/>
-          </w:tcPr>
-          <w:p>
-            <w:pPr>
-              <w:spacing w:after="0" w:line="240" w:lineRule="auto"/>
-              <w:rPr>
-                <w:rFonts w:hint="cs"/>
-                <w:rtl/>
-              </w:rPr>
-            </w:pPr>
-          </w:p>
-        </w:tc>
-        <w:tc>
-          <w:tcPr>
-            <w:tcW w:w="591" w:type="dxa"/>
-            <w:shd w:val="clear" w:color="auto" w:fill="auto"/>
-          </w:tcPr>
-          <w:p>
-            <w:pPr>
-              <w:spacing w:after="0" w:line="240" w:lineRule="auto"/>
-              <w:rPr>
-                <w:rFonts w:hint="cs"/>
-                <w:rtl/>
-              </w:rPr>
-            </w:pPr>
-          </w:p>
-        </w:tc>
-        <w:tc>
-          <w:tcPr>
-            <w:tcW w:w="594" w:type="dxa"/>
-            <w:shd w:val="clear" w:color="auto" w:fill="auto"/>
-          </w:tcPr>
-          <w:p>
-            <w:pPr>
-              <w:spacing w:after="0" w:line="240" w:lineRule="auto"/>
-              <w:rPr>
-                <w:rFonts w:hint="cs"/>
-                <w:rtl/>
-              </w:rPr>
-            </w:pPr>
-          </w:p>
-        </w:tc>
-        <w:tc>
-          <w:tcPr>
-            <w:tcW w:w="591" w:type="dxa"/>
-            <w:shd w:val="clear" w:color="auto" w:fill="auto"/>
-          </w:tcPr>
-          <w:p>
-            <w:pPr>
-              <w:spacing w:after="0" w:line="240" w:lineRule="auto"/>
-              <w:rPr>
-                <w:rFonts w:hint="cs"/>
-                <w:rtl/>
-              </w:rPr>
-            </w:pPr>
-          </w:p>
-        </w:tc>
-        <w:tc>
-          <w:tcPr>
-            <w:tcW w:w="594" w:type="dxa"/>
-            <w:shd w:val="clear" w:color="auto" w:fill="auto"/>
-          </w:tcPr>
-          <w:p>
-            <w:pPr>
-              <w:spacing w:after="0" w:line="240" w:lineRule="auto"/>
-              <w:rPr>
-                <w:rFonts w:hint="cs"/>
-                <w:rtl/>
-              </w:rPr>
-            </w:pPr>
-          </w:p>
-        </w:tc>
-        <w:tc>
-          <w:tcPr>
-            <w:tcW w:w="591" w:type="dxa"/>
-            <w:shd w:val="clear" w:color="auto" w:fill="auto"/>
-          </w:tcPr>
-          <w:p>
-            <w:pPr>
-              <w:spacing w:after="0" w:line="240" w:lineRule="auto"/>
-              <w:rPr>
-                <w:rFonts w:hint="cs"/>
+                <w:rtl/>
+              </w:rPr>
+            </w:pPr>
+          </w:p>
+        </w:tc>
+        <w:tc>
+          <w:tcPr>
+            <w:tcW w:w="583" w:type="dxa"/>
+            <w:shd w:val="clear" w:color="auto" w:fill="auto"/>
+          </w:tcPr>
+          <w:p>
+            <w:pPr>
+              <w:spacing w:after="0" w:line="240" w:lineRule="auto"/>
+              <w:rPr>
                 <w:rtl/>
               </w:rPr>
             </w:pPr>
@@ -1201,7 +1129,90 @@
             <w:pPr>
               <w:spacing w:after="0" w:line="240" w:lineRule="auto"/>
               <w:rPr>
-                <w:rFonts w:hint="cs"/>
+                <w:rtl/>
+              </w:rPr>
+            </w:pPr>
+          </w:p>
+        </w:tc>
+        <w:tc>
+          <w:tcPr>
+            <w:tcW w:w="583" w:type="dxa"/>
+            <w:shd w:val="clear" w:color="auto" w:fill="auto"/>
+          </w:tcPr>
+          <w:p>
+            <w:pPr>
+              <w:spacing w:after="0" w:line="240" w:lineRule="auto"/>
+              <w:rPr>
+                <w:rtl/>
+              </w:rPr>
+            </w:pPr>
+          </w:p>
+        </w:tc>
+        <w:tc>
+          <w:tcPr>
+            <w:tcW w:w="588" w:type="dxa"/>
+            <w:shd w:val="clear" w:color="auto" w:fill="auto"/>
+          </w:tcPr>
+          <w:p>
+            <w:pPr>
+              <w:spacing w:after="0" w:line="240" w:lineRule="auto"/>
+              <w:rPr>
+                <w:rtl/>
+              </w:rPr>
+            </w:pPr>
+          </w:p>
+        </w:tc>
+        <w:tc>
+          <w:tcPr>
+            <w:tcW w:w="583" w:type="dxa"/>
+            <w:shd w:val="clear" w:color="auto" w:fill="auto"/>
+          </w:tcPr>
+          <w:p>
+            <w:pPr>
+              <w:spacing w:after="0" w:line="240" w:lineRule="auto"/>
+              <w:rPr>
+                <w:rtl/>
+              </w:rPr>
+            </w:pPr>
+          </w:p>
+        </w:tc>
+        <w:tc>
+          <w:tcPr>
+            <w:tcW w:w="588" w:type="dxa"/>
+            <w:shd w:val="clear" w:color="auto" w:fill="auto"/>
+          </w:tcPr>
+          <w:p>
+            <w:pPr>
+              <w:spacing w:after="0" w:line="240" w:lineRule="auto"/>
+              <w:rPr>
+                <w:rtl/>
+              </w:rPr>
+            </w:pPr>
+          </w:p>
+        </w:tc>
+        <w:tc>
+          <w:tcPr>
+            <w:tcW w:w="583" w:type="dxa"/>
+            <w:shd w:val="clear" w:color="auto" w:fill="auto"/>
+          </w:tcPr>
+          <w:p>
+            <w:pPr>
+              <w:spacing w:after="0" w:line="240" w:lineRule="auto"/>
+              <w:rPr>
+                <w:rtl/>
+              </w:rPr>
+            </w:pPr>
+          </w:p>
+        </w:tc>
+        <w:tc>
+          <w:tcPr>
+            <w:tcW w:w="580" w:type="dxa"/>
+            <w:shd w:val="clear" w:color="auto" w:fill="auto"/>
+          </w:tcPr>
+          <w:p>
+            <w:pPr>
+              <w:spacing w:after="0" w:line="240" w:lineRule="auto"/>
+              <w:rPr>
                 <w:rtl/>
               </w:rPr>
             </w:pPr>
@@ -1211,19 +1222,18 @@
       <w:tr>
         <w:trPr>
           <w:gridAfter w:val="1"/>
-          <w:wAfter w:w="28" w:type="dxa"/>
-          <w:trHeight w:val="693"/>
+          <w:wAfter w:w="36" w:type="dxa"/>
+          <w:trHeight w:val="610"/>
         </w:trPr>
         <w:tc>
           <w:tcPr>
-            <w:tcW w:w="1605" w:type="dxa"/>
-            <w:shd w:val="clear" w:color="auto" w:fill="auto"/>
-          </w:tcPr>
-          <w:p>
-            <w:pPr>
-              <w:spacing w:after="0" w:line="240" w:lineRule="auto"/>
-              <w:rPr>
-                <w:rFonts w:hint="cs"/>
+            <w:tcW w:w="1585" w:type="dxa"/>
+            <w:shd w:val="clear" w:color="auto" w:fill="auto"/>
+          </w:tcPr>
+          <w:p>
+            <w:pPr>
+              <w:spacing w:after="0" w:line="240" w:lineRule="auto"/>
+              <w:rPr>
                 <w:b/>
                 <w:bCs/>
                 <w:sz w:val="24"/>
@@ -1246,6 +1256,48 @@
         </w:tc>
         <w:tc>
           <w:tcPr>
+            <w:tcW w:w="583" w:type="dxa"/>
+            <w:shd w:val="clear" w:color="auto" w:fill="auto"/>
+          </w:tcPr>
+          <w:p>
+            <w:pPr>
+              <w:spacing w:after="0" w:line="240" w:lineRule="auto"/>
+              <w:rPr>
+                <w:rtl/>
+              </w:rPr>
+            </w:pPr>
+          </w:p>
+        </w:tc>
+        <w:tc>
+          <w:tcPr>
+            <w:tcW w:w="673" w:type="dxa"/>
+            <w:shd w:val="clear" w:color="auto" w:fill="auto"/>
+          </w:tcPr>
+          <w:p>
+            <w:pPr>
+              <w:spacing w:after="0" w:line="240" w:lineRule="auto"/>
+              <w:rPr>
+                <w:rtl/>
+              </w:rPr>
+            </w:pPr>
+          </w:p>
+        </w:tc>
+        <w:tc>
+          <w:tcPr>
+            <w:tcW w:w="583" w:type="dxa"/>
+            <w:shd w:val="clear" w:color="auto" w:fill="auto"/>
+          </w:tcPr>
+          <w:p>
+            <w:pPr>
+              <w:spacing w:after="0" w:line="240" w:lineRule="auto"/>
+              <w:rPr>
+                <w:rtl/>
+              </w:rPr>
+            </w:pPr>
+          </w:p>
+        </w:tc>
+        <w:tc>
+          <w:tcPr>
             <w:tcW w:w="591" w:type="dxa"/>
             <w:shd w:val="clear" w:color="auto" w:fill="auto"/>
           </w:tcPr>
@@ -1253,157 +1305,20 @@
             <w:pPr>
               <w:spacing w:after="0" w:line="240" w:lineRule="auto"/>
               <w:rPr>
-                <w:rFonts w:hint="cs"/>
-                <w:rtl/>
-              </w:rPr>
-            </w:pPr>
-          </w:p>
-        </w:tc>
-        <w:tc>
-          <w:tcPr>
-            <w:tcW w:w="680" w:type="dxa"/>
-            <w:shd w:val="clear" w:color="auto" w:fill="auto"/>
-          </w:tcPr>
-          <w:p>
-            <w:pPr>
-              <w:spacing w:after="0" w:line="240" w:lineRule="auto"/>
-              <w:rPr>
-                <w:rFonts w:hint="cs"/>
-                <w:rtl/>
-              </w:rPr>
-            </w:pPr>
-          </w:p>
-        </w:tc>
-        <w:tc>
-          <w:tcPr>
-            <w:tcW w:w="591" w:type="dxa"/>
-            <w:shd w:val="clear" w:color="auto" w:fill="auto"/>
-          </w:tcPr>
-          <w:p>
-            <w:pPr>
-              <w:spacing w:after="0" w:line="240" w:lineRule="auto"/>
-              <w:rPr>
-                <w:rFonts w:hint="cs"/>
-                <w:rtl/>
-              </w:rPr>
-            </w:pPr>
-          </w:p>
-        </w:tc>
-        <w:tc>
-          <w:tcPr>
-            <w:tcW w:w="595" w:type="dxa"/>
-            <w:shd w:val="clear" w:color="auto" w:fill="auto"/>
-          </w:tcPr>
-          <w:p>
-            <w:pPr>
-              <w:spacing w:after="0" w:line="240" w:lineRule="auto"/>
-              <w:rPr>
-                <w:rFonts w:hint="cs"/>
-                <w:rtl/>
-              </w:rPr>
-            </w:pPr>
-          </w:p>
-        </w:tc>
-        <w:tc>
-          <w:tcPr>
-            <w:tcW w:w="591" w:type="dxa"/>
-            <w:shd w:val="clear" w:color="auto" w:fill="auto"/>
-          </w:tcPr>
-          <w:p>
-            <w:pPr>
-              <w:spacing w:after="0" w:line="240" w:lineRule="auto"/>
-              <w:rPr>
-                <w:rFonts w:hint="cs"/>
-                <w:rtl/>
-              </w:rPr>
-            </w:pPr>
-          </w:p>
-        </w:tc>
-        <w:tc>
-          <w:tcPr>
-            <w:tcW w:w="594" w:type="dxa"/>
-            <w:shd w:val="clear" w:color="auto" w:fill="auto"/>
-          </w:tcPr>
-          <w:p>
-            <w:pPr>
-              <w:spacing w:after="0" w:line="240" w:lineRule="auto"/>
-              <w:rPr>
-                <w:rFonts w:hint="cs"/>
-                <w:rtl/>
-              </w:rPr>
-            </w:pPr>
-          </w:p>
-        </w:tc>
-        <w:tc>
-          <w:tcPr>
-            <w:tcW w:w="591" w:type="dxa"/>
-            <w:shd w:val="clear" w:color="auto" w:fill="auto"/>
-          </w:tcPr>
-          <w:p>
-            <w:pPr>
-              <w:spacing w:after="0" w:line="240" w:lineRule="auto"/>
-              <w:rPr>
-                <w:rFonts w:hint="cs"/>
-                <w:rtl/>
-              </w:rPr>
-            </w:pPr>
-          </w:p>
-        </w:tc>
-        <w:tc>
-          <w:tcPr>
-            <w:tcW w:w="594" w:type="dxa"/>
-            <w:shd w:val="clear" w:color="auto" w:fill="auto"/>
-          </w:tcPr>
-          <w:p>
-            <w:pPr>
-              <w:spacing w:after="0" w:line="240" w:lineRule="auto"/>
-              <w:rPr>
-                <w:rFonts w:hint="cs"/>
-                <w:rtl/>
-              </w:rPr>
-            </w:pPr>
-          </w:p>
-        </w:tc>
-        <w:tc>
-          <w:tcPr>
-            <w:tcW w:w="591" w:type="dxa"/>
-            <w:shd w:val="clear" w:color="auto" w:fill="auto"/>
-          </w:tcPr>
-          <w:p>
-            <w:pPr>
-              <w:spacing w:after="0" w:line="240" w:lineRule="auto"/>
-              <w:rPr>
-                <w:rFonts w:hint="cs"/>
-                <w:rtl/>
-              </w:rPr>
-            </w:pPr>
-          </w:p>
-        </w:tc>
-        <w:tc>
-          <w:tcPr>
-            <w:tcW w:w="594" w:type="dxa"/>
-            <w:shd w:val="clear" w:color="auto" w:fill="auto"/>
-          </w:tcPr>
-          <w:p>
-            <w:pPr>
-              <w:spacing w:after="0" w:line="240" w:lineRule="auto"/>
-              <w:rPr>
-                <w:rFonts w:hint="cs"/>
-                <w:rtl/>
-              </w:rPr>
-            </w:pPr>
-          </w:p>
-        </w:tc>
-        <w:tc>
-          <w:tcPr>
-            <w:tcW w:w="591" w:type="dxa"/>
-            <w:shd w:val="clear" w:color="auto" w:fill="auto"/>
-          </w:tcPr>
-          <w:p>
-            <w:pPr>
-              <w:spacing w:after="0" w:line="240" w:lineRule="auto"/>
-              <w:rPr>
-                <w:rFonts w:hint="cs"/>
+                <w:rtl/>
+              </w:rPr>
+            </w:pPr>
+          </w:p>
+        </w:tc>
+        <w:tc>
+          <w:tcPr>
+            <w:tcW w:w="583" w:type="dxa"/>
+            <w:shd w:val="clear" w:color="auto" w:fill="auto"/>
+          </w:tcPr>
+          <w:p>
+            <w:pPr>
+              <w:spacing w:after="0" w:line="240" w:lineRule="auto"/>
+              <w:rPr>
                 <w:rtl/>
               </w:rPr>
             </w:pPr>
@@ -1418,7 +1333,90 @@
             <w:pPr>
               <w:spacing w:after="0" w:line="240" w:lineRule="auto"/>
               <w:rPr>
-                <w:rFonts w:hint="cs"/>
+                <w:rtl/>
+              </w:rPr>
+            </w:pPr>
+          </w:p>
+        </w:tc>
+        <w:tc>
+          <w:tcPr>
+            <w:tcW w:w="583" w:type="dxa"/>
+            <w:shd w:val="clear" w:color="auto" w:fill="auto"/>
+          </w:tcPr>
+          <w:p>
+            <w:pPr>
+              <w:spacing w:after="0" w:line="240" w:lineRule="auto"/>
+              <w:rPr>
+                <w:rtl/>
+              </w:rPr>
+            </w:pPr>
+          </w:p>
+        </w:tc>
+        <w:tc>
+          <w:tcPr>
+            <w:tcW w:w="588" w:type="dxa"/>
+            <w:shd w:val="clear" w:color="auto" w:fill="auto"/>
+          </w:tcPr>
+          <w:p>
+            <w:pPr>
+              <w:spacing w:after="0" w:line="240" w:lineRule="auto"/>
+              <w:rPr>
+                <w:rtl/>
+              </w:rPr>
+            </w:pPr>
+          </w:p>
+        </w:tc>
+        <w:tc>
+          <w:tcPr>
+            <w:tcW w:w="583" w:type="dxa"/>
+            <w:shd w:val="clear" w:color="auto" w:fill="auto"/>
+          </w:tcPr>
+          <w:p>
+            <w:pPr>
+              <w:spacing w:after="0" w:line="240" w:lineRule="auto"/>
+              <w:rPr>
+                <w:rtl/>
+              </w:rPr>
+            </w:pPr>
+          </w:p>
+        </w:tc>
+        <w:tc>
+          <w:tcPr>
+            <w:tcW w:w="588" w:type="dxa"/>
+            <w:shd w:val="clear" w:color="auto" w:fill="auto"/>
+          </w:tcPr>
+          <w:p>
+            <w:pPr>
+              <w:spacing w:after="0" w:line="240" w:lineRule="auto"/>
+              <w:rPr>
+                <w:rtl/>
+              </w:rPr>
+            </w:pPr>
+          </w:p>
+        </w:tc>
+        <w:tc>
+          <w:tcPr>
+            <w:tcW w:w="583" w:type="dxa"/>
+            <w:shd w:val="clear" w:color="auto" w:fill="auto"/>
+          </w:tcPr>
+          <w:p>
+            <w:pPr>
+              <w:spacing w:after="0" w:line="240" w:lineRule="auto"/>
+              <w:rPr>
+                <w:rtl/>
+              </w:rPr>
+            </w:pPr>
+          </w:p>
+        </w:tc>
+        <w:tc>
+          <w:tcPr>
+            <w:tcW w:w="580" w:type="dxa"/>
+            <w:shd w:val="clear" w:color="auto" w:fill="auto"/>
+          </w:tcPr>
+          <w:p>
+            <w:pPr>
+              <w:spacing w:after="0" w:line="240" w:lineRule="auto"/>
+              <w:rPr>
                 <w:rtl/>
               </w:rPr>
             </w:pPr>
@@ -1428,19 +1426,18 @@
       <w:tr>
         <w:trPr>
           <w:gridAfter w:val="1"/>
-          <w:wAfter w:w="28" w:type="dxa"/>
-          <w:trHeight w:val="693"/>
+          <w:wAfter w:w="36" w:type="dxa"/>
+          <w:trHeight w:val="610"/>
         </w:trPr>
         <w:tc>
           <w:tcPr>
-            <w:tcW w:w="1605" w:type="dxa"/>
-            <w:shd w:val="clear" w:color="auto" w:fill="auto"/>
-          </w:tcPr>
-          <w:p>
-            <w:pPr>
-              <w:spacing w:after="0" w:line="240" w:lineRule="auto"/>
-              <w:rPr>
-                <w:rFonts w:hint="cs"/>
+            <w:tcW w:w="1585" w:type="dxa"/>
+            <w:shd w:val="clear" w:color="auto" w:fill="auto"/>
+          </w:tcPr>
+          <w:p>
+            <w:pPr>
+              <w:spacing w:after="0" w:line="240" w:lineRule="auto"/>
+              <w:rPr>
                 <w:b/>
                 <w:bCs/>
                 <w:sz w:val="24"/>
@@ -1463,6 +1460,48 @@
         </w:tc>
         <w:tc>
           <w:tcPr>
+            <w:tcW w:w="583" w:type="dxa"/>
+            <w:shd w:val="clear" w:color="auto" w:fill="auto"/>
+          </w:tcPr>
+          <w:p>
+            <w:pPr>
+              <w:spacing w:after="0" w:line="240" w:lineRule="auto"/>
+              <w:rPr>
+                <w:rtl/>
+              </w:rPr>
+            </w:pPr>
+          </w:p>
+        </w:tc>
+        <w:tc>
+          <w:tcPr>
+            <w:tcW w:w="673" w:type="dxa"/>
+            <w:shd w:val="clear" w:color="auto" w:fill="auto"/>
+          </w:tcPr>
+          <w:p>
+            <w:pPr>
+              <w:spacing w:after="0" w:line="240" w:lineRule="auto"/>
+              <w:rPr>
+                <w:rtl/>
+              </w:rPr>
+            </w:pPr>
+          </w:p>
+        </w:tc>
+        <w:tc>
+          <w:tcPr>
+            <w:tcW w:w="583" w:type="dxa"/>
+            <w:shd w:val="clear" w:color="auto" w:fill="auto"/>
+          </w:tcPr>
+          <w:p>
+            <w:pPr>
+              <w:spacing w:after="0" w:line="240" w:lineRule="auto"/>
+              <w:rPr>
+                <w:rtl/>
+              </w:rPr>
+            </w:pPr>
+          </w:p>
+        </w:tc>
+        <w:tc>
+          <w:tcPr>
             <w:tcW w:w="591" w:type="dxa"/>
             <w:shd w:val="clear" w:color="auto" w:fill="auto"/>
           </w:tcPr>
@@ -1470,157 +1509,20 @@
             <w:pPr>
               <w:spacing w:after="0" w:line="240" w:lineRule="auto"/>
               <w:rPr>
-                <w:rFonts w:hint="cs"/>
-                <w:rtl/>
-              </w:rPr>
-            </w:pPr>
-          </w:p>
-        </w:tc>
-        <w:tc>
-          <w:tcPr>
-            <w:tcW w:w="680" w:type="dxa"/>
-            <w:shd w:val="clear" w:color="auto" w:fill="auto"/>
-          </w:tcPr>
-          <w:p>
-            <w:pPr>
-              <w:spacing w:after="0" w:line="240" w:lineRule="auto"/>
-              <w:rPr>
-                <w:rFonts w:hint="cs"/>
-                <w:rtl/>
-              </w:rPr>
-            </w:pPr>
-          </w:p>
-        </w:tc>
-        <w:tc>
-          <w:tcPr>
-            <w:tcW w:w="591" w:type="dxa"/>
-            <w:shd w:val="clear" w:color="auto" w:fill="auto"/>
-          </w:tcPr>
-          <w:p>
-            <w:pPr>
-              <w:spacing w:after="0" w:line="240" w:lineRule="auto"/>
-              <w:rPr>
-                <w:rFonts w:hint="cs"/>
-                <w:rtl/>
-              </w:rPr>
-            </w:pPr>
-          </w:p>
-        </w:tc>
-        <w:tc>
-          <w:tcPr>
-            <w:tcW w:w="595" w:type="dxa"/>
-            <w:shd w:val="clear" w:color="auto" w:fill="auto"/>
-          </w:tcPr>
-          <w:p>
-            <w:pPr>
-              <w:spacing w:after="0" w:line="240" w:lineRule="auto"/>
-              <w:rPr>
-                <w:rFonts w:hint="cs"/>
-                <w:rtl/>
-              </w:rPr>
-            </w:pPr>
-          </w:p>
-        </w:tc>
-        <w:tc>
-          <w:tcPr>
-            <w:tcW w:w="591" w:type="dxa"/>
-            <w:shd w:val="clear" w:color="auto" w:fill="auto"/>
-          </w:tcPr>
-          <w:p>
-            <w:pPr>
-              <w:spacing w:after="0" w:line="240" w:lineRule="auto"/>
-              <w:rPr>
-                <w:rFonts w:hint="cs"/>
-                <w:rtl/>
-              </w:rPr>
-            </w:pPr>
-          </w:p>
-        </w:tc>
-        <w:tc>
-          <w:tcPr>
-            <w:tcW w:w="594" w:type="dxa"/>
-            <w:shd w:val="clear" w:color="auto" w:fill="auto"/>
-          </w:tcPr>
-          <w:p>
-            <w:pPr>
-              <w:spacing w:after="0" w:line="240" w:lineRule="auto"/>
-              <w:rPr>
-                <w:rFonts w:hint="cs"/>
-                <w:rtl/>
-              </w:rPr>
-            </w:pPr>
-          </w:p>
-        </w:tc>
-        <w:tc>
-          <w:tcPr>
-            <w:tcW w:w="591" w:type="dxa"/>
-            <w:shd w:val="clear" w:color="auto" w:fill="auto"/>
-          </w:tcPr>
-          <w:p>
-            <w:pPr>
-              <w:spacing w:after="0" w:line="240" w:lineRule="auto"/>
-              <w:rPr>
-                <w:rFonts w:hint="cs"/>
-                <w:rtl/>
-              </w:rPr>
-            </w:pPr>
-          </w:p>
-        </w:tc>
-        <w:tc>
-          <w:tcPr>
-            <w:tcW w:w="594" w:type="dxa"/>
-            <w:shd w:val="clear" w:color="auto" w:fill="auto"/>
-          </w:tcPr>
-          <w:p>
-            <w:pPr>
-              <w:spacing w:after="0" w:line="240" w:lineRule="auto"/>
-              <w:rPr>
-                <w:rFonts w:hint="cs"/>
-                <w:rtl/>
-              </w:rPr>
-            </w:pPr>
-          </w:p>
-        </w:tc>
-        <w:tc>
-          <w:tcPr>
-            <w:tcW w:w="591" w:type="dxa"/>
-            <w:shd w:val="clear" w:color="auto" w:fill="auto"/>
-          </w:tcPr>
-          <w:p>
-            <w:pPr>
-              <w:spacing w:after="0" w:line="240" w:lineRule="auto"/>
-              <w:rPr>
-                <w:rFonts w:hint="cs"/>
-                <w:rtl/>
-              </w:rPr>
-            </w:pPr>
-          </w:p>
-        </w:tc>
-        <w:tc>
-          <w:tcPr>
-            <w:tcW w:w="594" w:type="dxa"/>
-            <w:shd w:val="clear" w:color="auto" w:fill="auto"/>
-          </w:tcPr>
-          <w:p>
-            <w:pPr>
-              <w:spacing w:after="0" w:line="240" w:lineRule="auto"/>
-              <w:rPr>
-                <w:rFonts w:hint="cs"/>
-                <w:rtl/>
-              </w:rPr>
-            </w:pPr>
-          </w:p>
-        </w:tc>
-        <w:tc>
-          <w:tcPr>
-            <w:tcW w:w="591" w:type="dxa"/>
-            <w:shd w:val="clear" w:color="auto" w:fill="auto"/>
-          </w:tcPr>
-          <w:p>
-            <w:pPr>
-              <w:spacing w:after="0" w:line="240" w:lineRule="auto"/>
-              <w:rPr>
-                <w:rFonts w:hint="cs"/>
+                <w:rtl/>
+              </w:rPr>
+            </w:pPr>
+          </w:p>
+        </w:tc>
+        <w:tc>
+          <w:tcPr>
+            <w:tcW w:w="583" w:type="dxa"/>
+            <w:shd w:val="clear" w:color="auto" w:fill="auto"/>
+          </w:tcPr>
+          <w:p>
+            <w:pPr>
+              <w:spacing w:after="0" w:line="240" w:lineRule="auto"/>
+              <w:rPr>
                 <w:rtl/>
               </w:rPr>
             </w:pPr>
@@ -1635,7 +1537,90 @@
             <w:pPr>
               <w:spacing w:after="0" w:line="240" w:lineRule="auto"/>
               <w:rPr>
-                <w:rFonts w:hint="cs"/>
+                <w:rtl/>
+              </w:rPr>
+            </w:pPr>
+          </w:p>
+        </w:tc>
+        <w:tc>
+          <w:tcPr>
+            <w:tcW w:w="583" w:type="dxa"/>
+            <w:shd w:val="clear" w:color="auto" w:fill="auto"/>
+          </w:tcPr>
+          <w:p>
+            <w:pPr>
+              <w:spacing w:after="0" w:line="240" w:lineRule="auto"/>
+              <w:rPr>
+                <w:rtl/>
+              </w:rPr>
+            </w:pPr>
+          </w:p>
+        </w:tc>
+        <w:tc>
+          <w:tcPr>
+            <w:tcW w:w="588" w:type="dxa"/>
+            <w:shd w:val="clear" w:color="auto" w:fill="auto"/>
+          </w:tcPr>
+          <w:p>
+            <w:pPr>
+              <w:spacing w:after="0" w:line="240" w:lineRule="auto"/>
+              <w:rPr>
+                <w:rtl/>
+              </w:rPr>
+            </w:pPr>
+          </w:p>
+        </w:tc>
+        <w:tc>
+          <w:tcPr>
+            <w:tcW w:w="583" w:type="dxa"/>
+            <w:shd w:val="clear" w:color="auto" w:fill="auto"/>
+          </w:tcPr>
+          <w:p>
+            <w:pPr>
+              <w:spacing w:after="0" w:line="240" w:lineRule="auto"/>
+              <w:rPr>
+                <w:rtl/>
+              </w:rPr>
+            </w:pPr>
+          </w:p>
+        </w:tc>
+        <w:tc>
+          <w:tcPr>
+            <w:tcW w:w="588" w:type="dxa"/>
+            <w:shd w:val="clear" w:color="auto" w:fill="auto"/>
+          </w:tcPr>
+          <w:p>
+            <w:pPr>
+              <w:spacing w:after="0" w:line="240" w:lineRule="auto"/>
+              <w:rPr>
+                <w:rtl/>
+              </w:rPr>
+            </w:pPr>
+          </w:p>
+        </w:tc>
+        <w:tc>
+          <w:tcPr>
+            <w:tcW w:w="583" w:type="dxa"/>
+            <w:shd w:val="clear" w:color="auto" w:fill="auto"/>
+          </w:tcPr>
+          <w:p>
+            <w:pPr>
+              <w:spacing w:after="0" w:line="240" w:lineRule="auto"/>
+              <w:rPr>
+                <w:rtl/>
+              </w:rPr>
+            </w:pPr>
+          </w:p>
+        </w:tc>
+        <w:tc>
+          <w:tcPr>
+            <w:tcW w:w="580" w:type="dxa"/>
+            <w:shd w:val="clear" w:color="auto" w:fill="auto"/>
+          </w:tcPr>
+          <w:p>
+            <w:pPr>
+              <w:spacing w:after="0" w:line="240" w:lineRule="auto"/>
+              <w:rPr>
                 <w:rtl/>
               </w:rPr>
             </w:pPr>
@@ -1645,19 +1630,18 @@
       <w:tr>
         <w:trPr>
           <w:gridAfter w:val="1"/>
-          <w:wAfter w:w="28" w:type="dxa"/>
-          <w:trHeight w:val="693"/>
+          <w:wAfter w:w="36" w:type="dxa"/>
+          <w:trHeight w:val="610"/>
         </w:trPr>
         <w:tc>
           <w:tcPr>
-            <w:tcW w:w="1605" w:type="dxa"/>
-            <w:shd w:val="clear" w:color="auto" w:fill="auto"/>
-          </w:tcPr>
-          <w:p>
-            <w:pPr>
-              <w:spacing w:after="0" w:line="240" w:lineRule="auto"/>
-              <w:rPr>
-                <w:rFonts w:hint="cs"/>
+            <w:tcW w:w="1585" w:type="dxa"/>
+            <w:shd w:val="clear" w:color="auto" w:fill="auto"/>
+          </w:tcPr>
+          <w:p>
+            <w:pPr>
+              <w:spacing w:after="0" w:line="240" w:lineRule="auto"/>
+              <w:rPr>
                 <w:b/>
                 <w:bCs/>
                 <w:sz w:val="24"/>
@@ -1680,6 +1664,48 @@
         </w:tc>
         <w:tc>
           <w:tcPr>
+            <w:tcW w:w="583" w:type="dxa"/>
+            <w:shd w:val="clear" w:color="auto" w:fill="auto"/>
+          </w:tcPr>
+          <w:p>
+            <w:pPr>
+              <w:spacing w:after="0" w:line="240" w:lineRule="auto"/>
+              <w:rPr>
+                <w:rtl/>
+              </w:rPr>
+            </w:pPr>
+          </w:p>
+        </w:tc>
+        <w:tc>
+          <w:tcPr>
+            <w:tcW w:w="673" w:type="dxa"/>
+            <w:shd w:val="clear" w:color="auto" w:fill="auto"/>
+          </w:tcPr>
+          <w:p>
+            <w:pPr>
+              <w:spacing w:after="0" w:line="240" w:lineRule="auto"/>
+              <w:rPr>
+                <w:rtl/>
+              </w:rPr>
+            </w:pPr>
+          </w:p>
+        </w:tc>
+        <w:tc>
+          <w:tcPr>
+            <w:tcW w:w="583" w:type="dxa"/>
+            <w:shd w:val="clear" w:color="auto" w:fill="auto"/>
+          </w:tcPr>
+          <w:p>
+            <w:pPr>
+              <w:spacing w:after="0" w:line="240" w:lineRule="auto"/>
+              <w:rPr>
+                <w:rtl/>
+              </w:rPr>
+            </w:pPr>
+          </w:p>
+        </w:tc>
+        <w:tc>
+          <w:tcPr>
             <w:tcW w:w="591" w:type="dxa"/>
             <w:shd w:val="clear" w:color="auto" w:fill="auto"/>
           </w:tcPr>
@@ -1687,157 +1713,20 @@
             <w:pPr>
               <w:spacing w:after="0" w:line="240" w:lineRule="auto"/>
               <w:rPr>
-                <w:rFonts w:hint="cs"/>
-                <w:rtl/>
-              </w:rPr>
-            </w:pPr>
-          </w:p>
-        </w:tc>
-        <w:tc>
-          <w:tcPr>
-            <w:tcW w:w="680" w:type="dxa"/>
-            <w:shd w:val="clear" w:color="auto" w:fill="auto"/>
-          </w:tcPr>
-          <w:p>
-            <w:pPr>
-              <w:spacing w:after="0" w:line="240" w:lineRule="auto"/>
-              <w:rPr>
-                <w:rFonts w:hint="cs"/>
-                <w:rtl/>
-              </w:rPr>
-            </w:pPr>
-          </w:p>
-        </w:tc>
-        <w:tc>
-          <w:tcPr>
-            <w:tcW w:w="591" w:type="dxa"/>
-            <w:shd w:val="clear" w:color="auto" w:fill="auto"/>
-          </w:tcPr>
-          <w:p>
-            <w:pPr>
-              <w:spacing w:after="0" w:line="240" w:lineRule="auto"/>
-              <w:rPr>
-                <w:rFonts w:hint="cs"/>
-                <w:rtl/>
-              </w:rPr>
-            </w:pPr>
-          </w:p>
-        </w:tc>
-        <w:tc>
-          <w:tcPr>
-            <w:tcW w:w="595" w:type="dxa"/>
-            <w:shd w:val="clear" w:color="auto" w:fill="auto"/>
-          </w:tcPr>
-          <w:p>
-            <w:pPr>
-              <w:spacing w:after="0" w:line="240" w:lineRule="auto"/>
-              <w:rPr>
-                <w:rFonts w:hint="cs"/>
-                <w:rtl/>
-              </w:rPr>
-            </w:pPr>
-          </w:p>
-        </w:tc>
-        <w:tc>
-          <w:tcPr>
-            <w:tcW w:w="591" w:type="dxa"/>
-            <w:shd w:val="clear" w:color="auto" w:fill="auto"/>
-          </w:tcPr>
-          <w:p>
-            <w:pPr>
-              <w:spacing w:after="0" w:line="240" w:lineRule="auto"/>
-              <w:rPr>
-                <w:rFonts w:hint="cs"/>
-                <w:rtl/>
-              </w:rPr>
-            </w:pPr>
-          </w:p>
-        </w:tc>
-        <w:tc>
-          <w:tcPr>
-            <w:tcW w:w="594" w:type="dxa"/>
-            <w:shd w:val="clear" w:color="auto" w:fill="auto"/>
-          </w:tcPr>
-          <w:p>
-            <w:pPr>
-              <w:spacing w:after="0" w:line="240" w:lineRule="auto"/>
-              <w:rPr>
-                <w:rFonts w:hint="cs"/>
-                <w:rtl/>
-              </w:rPr>
-            </w:pPr>
-          </w:p>
-        </w:tc>
-        <w:tc>
-          <w:tcPr>
-            <w:tcW w:w="591" w:type="dxa"/>
-            <w:shd w:val="clear" w:color="auto" w:fill="auto"/>
-          </w:tcPr>
-          <w:p>
-            <w:pPr>
-              <w:spacing w:after="0" w:line="240" w:lineRule="auto"/>
-              <w:rPr>
-                <w:rFonts w:hint="cs"/>
-                <w:rtl/>
-              </w:rPr>
-            </w:pPr>
-          </w:p>
-        </w:tc>
-        <w:tc>
-          <w:tcPr>
-            <w:tcW w:w="594" w:type="dxa"/>
-            <w:shd w:val="clear" w:color="auto" w:fill="auto"/>
-          </w:tcPr>
-          <w:p>
-            <w:pPr>
-              <w:spacing w:after="0" w:line="240" w:lineRule="auto"/>
-              <w:rPr>
-                <w:rFonts w:hint="cs"/>
-                <w:rtl/>
-              </w:rPr>
-            </w:pPr>
-          </w:p>
-        </w:tc>
-        <w:tc>
-          <w:tcPr>
-            <w:tcW w:w="591" w:type="dxa"/>
-            <w:shd w:val="clear" w:color="auto" w:fill="auto"/>
-          </w:tcPr>
-          <w:p>
-            <w:pPr>
-              <w:spacing w:after="0" w:line="240" w:lineRule="auto"/>
-              <w:rPr>
-                <w:rFonts w:hint="cs"/>
-                <w:rtl/>
-              </w:rPr>
-            </w:pPr>
-          </w:p>
-        </w:tc>
-        <w:tc>
-          <w:tcPr>
-            <w:tcW w:w="594" w:type="dxa"/>
-            <w:shd w:val="clear" w:color="auto" w:fill="auto"/>
-          </w:tcPr>
-          <w:p>
-            <w:pPr>
-              <w:spacing w:after="0" w:line="240" w:lineRule="auto"/>
-              <w:rPr>
-                <w:rFonts w:hint="cs"/>
-                <w:rtl/>
-              </w:rPr>
-            </w:pPr>
-          </w:p>
-        </w:tc>
-        <w:tc>
-          <w:tcPr>
-            <w:tcW w:w="591" w:type="dxa"/>
-            <w:shd w:val="clear" w:color="auto" w:fill="auto"/>
-          </w:tcPr>
-          <w:p>
-            <w:pPr>
-              <w:spacing w:after="0" w:line="240" w:lineRule="auto"/>
-              <w:rPr>
-                <w:rFonts w:hint="cs"/>
+                <w:rtl/>
+              </w:rPr>
+            </w:pPr>
+          </w:p>
+        </w:tc>
+        <w:tc>
+          <w:tcPr>
+            <w:tcW w:w="583" w:type="dxa"/>
+            <w:shd w:val="clear" w:color="auto" w:fill="auto"/>
+          </w:tcPr>
+          <w:p>
+            <w:pPr>
+              <w:spacing w:after="0" w:line="240" w:lineRule="auto"/>
+              <w:rPr>
                 <w:rtl/>
               </w:rPr>
             </w:pPr>
@@ -1852,7 +1741,90 @@
             <w:pPr>
               <w:spacing w:after="0" w:line="240" w:lineRule="auto"/>
               <w:rPr>
-                <w:rFonts w:hint="cs"/>
+                <w:rtl/>
+              </w:rPr>
+            </w:pPr>
+          </w:p>
+        </w:tc>
+        <w:tc>
+          <w:tcPr>
+            <w:tcW w:w="583" w:type="dxa"/>
+            <w:shd w:val="clear" w:color="auto" w:fill="auto"/>
+          </w:tcPr>
+          <w:p>
+            <w:pPr>
+              <w:spacing w:after="0" w:line="240" w:lineRule="auto"/>
+              <w:rPr>
+                <w:rtl/>
+              </w:rPr>
+            </w:pPr>
+          </w:p>
+        </w:tc>
+        <w:tc>
+          <w:tcPr>
+            <w:tcW w:w="588" w:type="dxa"/>
+            <w:shd w:val="clear" w:color="auto" w:fill="auto"/>
+          </w:tcPr>
+          <w:p>
+            <w:pPr>
+              <w:spacing w:after="0" w:line="240" w:lineRule="auto"/>
+              <w:rPr>
+                <w:rtl/>
+              </w:rPr>
+            </w:pPr>
+          </w:p>
+        </w:tc>
+        <w:tc>
+          <w:tcPr>
+            <w:tcW w:w="583" w:type="dxa"/>
+            <w:shd w:val="clear" w:color="auto" w:fill="auto"/>
+          </w:tcPr>
+          <w:p>
+            <w:pPr>
+              <w:spacing w:after="0" w:line="240" w:lineRule="auto"/>
+              <w:rPr>
+                <w:rtl/>
+              </w:rPr>
+            </w:pPr>
+          </w:p>
+        </w:tc>
+        <w:tc>
+          <w:tcPr>
+            <w:tcW w:w="588" w:type="dxa"/>
+            <w:shd w:val="clear" w:color="auto" w:fill="auto"/>
+          </w:tcPr>
+          <w:p>
+            <w:pPr>
+              <w:spacing w:after="0" w:line="240" w:lineRule="auto"/>
+              <w:rPr>
+                <w:rtl/>
+              </w:rPr>
+            </w:pPr>
+          </w:p>
+        </w:tc>
+        <w:tc>
+          <w:tcPr>
+            <w:tcW w:w="583" w:type="dxa"/>
+            <w:shd w:val="clear" w:color="auto" w:fill="auto"/>
+          </w:tcPr>
+          <w:p>
+            <w:pPr>
+              <w:spacing w:after="0" w:line="240" w:lineRule="auto"/>
+              <w:rPr>
+                <w:rtl/>
+              </w:rPr>
+            </w:pPr>
+          </w:p>
+        </w:tc>
+        <w:tc>
+          <w:tcPr>
+            <w:tcW w:w="580" w:type="dxa"/>
+            <w:shd w:val="clear" w:color="auto" w:fill="auto"/>
+          </w:tcPr>
+          <w:p>
+            <w:pPr>
+              <w:spacing w:after="0" w:line="240" w:lineRule="auto"/>
+              <w:rPr>
                 <w:rtl/>
               </w:rPr>
             </w:pPr>
@@ -1862,19 +1834,18 @@
       <w:tr>
         <w:trPr>
           <w:gridAfter w:val="1"/>
-          <w:wAfter w:w="28" w:type="dxa"/>
-          <w:trHeight w:val="693"/>
+          <w:wAfter w:w="36" w:type="dxa"/>
+          <w:trHeight w:val="610"/>
         </w:trPr>
         <w:tc>
           <w:tcPr>
-            <w:tcW w:w="1605" w:type="dxa"/>
-            <w:shd w:val="clear" w:color="auto" w:fill="auto"/>
-          </w:tcPr>
-          <w:p>
-            <w:pPr>
-              <w:spacing w:after="0" w:line="240" w:lineRule="auto"/>
-              <w:rPr>
-                <w:rFonts w:hint="cs"/>
+            <w:tcW w:w="1585" w:type="dxa"/>
+            <w:shd w:val="clear" w:color="auto" w:fill="auto"/>
+          </w:tcPr>
+          <w:p>
+            <w:pPr>
+              <w:spacing w:after="0" w:line="240" w:lineRule="auto"/>
+              <w:rPr>
                 <w:b/>
                 <w:bCs/>
                 <w:sz w:val="24"/>
@@ -1897,6 +1868,48 @@
         </w:tc>
         <w:tc>
           <w:tcPr>
+            <w:tcW w:w="583" w:type="dxa"/>
+            <w:shd w:val="clear" w:color="auto" w:fill="auto"/>
+          </w:tcPr>
+          <w:p>
+            <w:pPr>
+              <w:spacing w:after="0" w:line="240" w:lineRule="auto"/>
+              <w:rPr>
+                <w:rtl/>
+              </w:rPr>
+            </w:pPr>
+          </w:p>
+        </w:tc>
+        <w:tc>
+          <w:tcPr>
+            <w:tcW w:w="673" w:type="dxa"/>
+            <w:shd w:val="clear" w:color="auto" w:fill="auto"/>
+          </w:tcPr>
+          <w:p>
+            <w:pPr>
+              <w:spacing w:after="0" w:line="240" w:lineRule="auto"/>
+              <w:rPr>
+                <w:rtl/>
+              </w:rPr>
+            </w:pPr>
+          </w:p>
+        </w:tc>
+        <w:tc>
+          <w:tcPr>
+            <w:tcW w:w="583" w:type="dxa"/>
+            <w:shd w:val="clear" w:color="auto" w:fill="auto"/>
+          </w:tcPr>
+          <w:p>
+            <w:pPr>
+              <w:spacing w:after="0" w:line="240" w:lineRule="auto"/>
+              <w:rPr>
+                <w:rtl/>
+              </w:rPr>
+            </w:pPr>
+          </w:p>
+        </w:tc>
+        <w:tc>
+          <w:tcPr>
             <w:tcW w:w="591" w:type="dxa"/>
             <w:shd w:val="clear" w:color="auto" w:fill="auto"/>
           </w:tcPr>
@@ -1904,157 +1917,20 @@
             <w:pPr>
               <w:spacing w:after="0" w:line="240" w:lineRule="auto"/>
               <w:rPr>
-                <w:rFonts w:hint="cs"/>
-                <w:rtl/>
-              </w:rPr>
-            </w:pPr>
-          </w:p>
-        </w:tc>
-        <w:tc>
-          <w:tcPr>
-            <w:tcW w:w="680" w:type="dxa"/>
-            <w:shd w:val="clear" w:color="auto" w:fill="auto"/>
-          </w:tcPr>
-          <w:p>
-            <w:pPr>
-              <w:spacing w:after="0" w:line="240" w:lineRule="auto"/>
-              <w:rPr>
-                <w:rFonts w:hint="cs"/>
-                <w:rtl/>
-              </w:rPr>
-            </w:pPr>
-          </w:p>
-        </w:tc>
-        <w:tc>
-          <w:tcPr>
-            <w:tcW w:w="591" w:type="dxa"/>
-            <w:shd w:val="clear" w:color="auto" w:fill="auto"/>
-          </w:tcPr>
-          <w:p>
-            <w:pPr>
-              <w:spacing w:after="0" w:line="240" w:lineRule="auto"/>
-              <w:rPr>
-                <w:rFonts w:hint="cs"/>
-                <w:rtl/>
-              </w:rPr>
-            </w:pPr>
-          </w:p>
-        </w:tc>
-        <w:tc>
-          <w:tcPr>
-            <w:tcW w:w="595" w:type="dxa"/>
-            <w:shd w:val="clear" w:color="auto" w:fill="auto"/>
-          </w:tcPr>
-          <w:p>
-            <w:pPr>
-              <w:spacing w:after="0" w:line="240" w:lineRule="auto"/>
-              <w:rPr>
-                <w:rFonts w:hint="cs"/>
-                <w:rtl/>
-              </w:rPr>
-            </w:pPr>
-          </w:p>
-        </w:tc>
-        <w:tc>
-          <w:tcPr>
-            <w:tcW w:w="591" w:type="dxa"/>
-            <w:shd w:val="clear" w:color="auto" w:fill="auto"/>
-          </w:tcPr>
-          <w:p>
-            <w:pPr>
-              <w:spacing w:after="0" w:line="240" w:lineRule="auto"/>
-              <w:rPr>
-                <w:rFonts w:hint="cs"/>
-                <w:rtl/>
-              </w:rPr>
-            </w:pPr>
-          </w:p>
-        </w:tc>
-        <w:tc>
-          <w:tcPr>
-            <w:tcW w:w="594" w:type="dxa"/>
-            <w:shd w:val="clear" w:color="auto" w:fill="auto"/>
-          </w:tcPr>
-          <w:p>
-            <w:pPr>
-              <w:spacing w:after="0" w:line="240" w:lineRule="auto"/>
-              <w:rPr>
-                <w:rFonts w:hint="cs"/>
-                <w:rtl/>
-              </w:rPr>
-            </w:pPr>
-          </w:p>
-        </w:tc>
-        <w:tc>
-          <w:tcPr>
-            <w:tcW w:w="591" w:type="dxa"/>
-            <w:shd w:val="clear" w:color="auto" w:fill="auto"/>
-          </w:tcPr>
-          <w:p>
-            <w:pPr>
-              <w:spacing w:after="0" w:line="240" w:lineRule="auto"/>
-              <w:rPr>
-                <w:rFonts w:hint="cs"/>
-                <w:rtl/>
-              </w:rPr>
-            </w:pPr>
-          </w:p>
-        </w:tc>
-        <w:tc>
-          <w:tcPr>
-            <w:tcW w:w="594" w:type="dxa"/>
-            <w:shd w:val="clear" w:color="auto" w:fill="auto"/>
-          </w:tcPr>
-          <w:p>
-            <w:pPr>
-              <w:spacing w:after="0" w:line="240" w:lineRule="auto"/>
-              <w:rPr>
-                <w:rFonts w:hint="cs"/>
-                <w:rtl/>
-              </w:rPr>
-            </w:pPr>
-          </w:p>
-        </w:tc>
-        <w:tc>
-          <w:tcPr>
-            <w:tcW w:w="591" w:type="dxa"/>
-            <w:shd w:val="clear" w:color="auto" w:fill="auto"/>
-          </w:tcPr>
-          <w:p>
-            <w:pPr>
-              <w:spacing w:after="0" w:line="240" w:lineRule="auto"/>
-              <w:rPr>
-                <w:rFonts w:hint="cs"/>
-                <w:rtl/>
-              </w:rPr>
-            </w:pPr>
-          </w:p>
-        </w:tc>
-        <w:tc>
-          <w:tcPr>
-            <w:tcW w:w="594" w:type="dxa"/>
-            <w:shd w:val="clear" w:color="auto" w:fill="auto"/>
-          </w:tcPr>
-          <w:p>
-            <w:pPr>
-              <w:spacing w:after="0" w:line="240" w:lineRule="auto"/>
-              <w:rPr>
-                <w:rFonts w:hint="cs"/>
-                <w:rtl/>
-              </w:rPr>
-            </w:pPr>
-          </w:p>
-        </w:tc>
-        <w:tc>
-          <w:tcPr>
-            <w:tcW w:w="591" w:type="dxa"/>
-            <w:shd w:val="clear" w:color="auto" w:fill="auto"/>
-          </w:tcPr>
-          <w:p>
-            <w:pPr>
-              <w:spacing w:after="0" w:line="240" w:lineRule="auto"/>
-              <w:rPr>
-                <w:rFonts w:hint="cs"/>
+                <w:rtl/>
+              </w:rPr>
+            </w:pPr>
+          </w:p>
+        </w:tc>
+        <w:tc>
+          <w:tcPr>
+            <w:tcW w:w="583" w:type="dxa"/>
+            <w:shd w:val="clear" w:color="auto" w:fill="auto"/>
+          </w:tcPr>
+          <w:p>
+            <w:pPr>
+              <w:spacing w:after="0" w:line="240" w:lineRule="auto"/>
+              <w:rPr>
                 <w:rtl/>
               </w:rPr>
             </w:pPr>
@@ -2069,7 +1945,90 @@
             <w:pPr>
               <w:spacing w:after="0" w:line="240" w:lineRule="auto"/>
               <w:rPr>
-                <w:rFonts w:hint="cs"/>
+                <w:rtl/>
+              </w:rPr>
+            </w:pPr>
+          </w:p>
+        </w:tc>
+        <w:tc>
+          <w:tcPr>
+            <w:tcW w:w="583" w:type="dxa"/>
+            <w:shd w:val="clear" w:color="auto" w:fill="auto"/>
+          </w:tcPr>
+          <w:p>
+            <w:pPr>
+              <w:spacing w:after="0" w:line="240" w:lineRule="auto"/>
+              <w:rPr>
+                <w:rtl/>
+              </w:rPr>
+            </w:pPr>
+          </w:p>
+        </w:tc>
+        <w:tc>
+          <w:tcPr>
+            <w:tcW w:w="588" w:type="dxa"/>
+            <w:shd w:val="clear" w:color="auto" w:fill="auto"/>
+          </w:tcPr>
+          <w:p>
+            <w:pPr>
+              <w:spacing w:after="0" w:line="240" w:lineRule="auto"/>
+              <w:rPr>
+                <w:rtl/>
+              </w:rPr>
+            </w:pPr>
+          </w:p>
+        </w:tc>
+        <w:tc>
+          <w:tcPr>
+            <w:tcW w:w="583" w:type="dxa"/>
+            <w:shd w:val="clear" w:color="auto" w:fill="auto"/>
+          </w:tcPr>
+          <w:p>
+            <w:pPr>
+              <w:spacing w:after="0" w:line="240" w:lineRule="auto"/>
+              <w:rPr>
+                <w:rtl/>
+              </w:rPr>
+            </w:pPr>
+          </w:p>
+        </w:tc>
+        <w:tc>
+          <w:tcPr>
+            <w:tcW w:w="588" w:type="dxa"/>
+            <w:shd w:val="clear" w:color="auto" w:fill="auto"/>
+          </w:tcPr>
+          <w:p>
+            <w:pPr>
+              <w:spacing w:after="0" w:line="240" w:lineRule="auto"/>
+              <w:rPr>
+                <w:rtl/>
+              </w:rPr>
+            </w:pPr>
+          </w:p>
+        </w:tc>
+        <w:tc>
+          <w:tcPr>
+            <w:tcW w:w="583" w:type="dxa"/>
+            <w:shd w:val="clear" w:color="auto" w:fill="auto"/>
+          </w:tcPr>
+          <w:p>
+            <w:pPr>
+              <w:spacing w:after="0" w:line="240" w:lineRule="auto"/>
+              <w:rPr>
+                <w:rtl/>
+              </w:rPr>
+            </w:pPr>
+          </w:p>
+        </w:tc>
+        <w:tc>
+          <w:tcPr>
+            <w:tcW w:w="580" w:type="dxa"/>
+            <w:shd w:val="clear" w:color="auto" w:fill="auto"/>
+          </w:tcPr>
+          <w:p>
+            <w:pPr>
+              <w:spacing w:after="0" w:line="240" w:lineRule="auto"/>
+              <w:rPr>
                 <w:rtl/>
               </w:rPr>
             </w:pPr>
@@ -2079,19 +2038,18 @@
       <w:tr>
         <w:trPr>
           <w:gridAfter w:val="1"/>
-          <w:wAfter w:w="28" w:type="dxa"/>
-          <w:trHeight w:val="693"/>
+          <w:wAfter w:w="36" w:type="dxa"/>
+          <w:trHeight w:val="610"/>
         </w:trPr>
         <w:tc>
           <w:tcPr>
-            <w:tcW w:w="1605" w:type="dxa"/>
-            <w:shd w:val="clear" w:color="auto" w:fill="auto"/>
-          </w:tcPr>
-          <w:p>
-            <w:pPr>
-              <w:spacing w:after="0" w:line="240" w:lineRule="auto"/>
-              <w:rPr>
-                <w:rFonts w:hint="cs"/>
+            <w:tcW w:w="1585" w:type="dxa"/>
+            <w:shd w:val="clear" w:color="auto" w:fill="auto"/>
+          </w:tcPr>
+          <w:p>
+            <w:pPr>
+              <w:spacing w:after="0" w:line="240" w:lineRule="auto"/>
+              <w:rPr>
                 <w:b/>
                 <w:bCs/>
                 <w:sz w:val="24"/>
@@ -2114,6 +2072,48 @@
         </w:tc>
         <w:tc>
           <w:tcPr>
+            <w:tcW w:w="583" w:type="dxa"/>
+            <w:shd w:val="clear" w:color="auto" w:fill="auto"/>
+          </w:tcPr>
+          <w:p>
+            <w:pPr>
+              <w:spacing w:after="0" w:line="240" w:lineRule="auto"/>
+              <w:rPr>
+                <w:rtl/>
+              </w:rPr>
+            </w:pPr>
+          </w:p>
+        </w:tc>
+        <w:tc>
+          <w:tcPr>
+            <w:tcW w:w="673" w:type="dxa"/>
+            <w:shd w:val="clear" w:color="auto" w:fill="auto"/>
+          </w:tcPr>
+          <w:p>
+            <w:pPr>
+              <w:spacing w:after="0" w:line="240" w:lineRule="auto"/>
+              <w:rPr>
+                <w:rtl/>
+              </w:rPr>
+            </w:pPr>
+          </w:p>
+        </w:tc>
+        <w:tc>
+          <w:tcPr>
+            <w:tcW w:w="583" w:type="dxa"/>
+            <w:shd w:val="clear" w:color="auto" w:fill="auto"/>
+          </w:tcPr>
+          <w:p>
+            <w:pPr>
+              <w:spacing w:after="0" w:line="240" w:lineRule="auto"/>
+              <w:rPr>
+                <w:rtl/>
+              </w:rPr>
+            </w:pPr>
+          </w:p>
+        </w:tc>
+        <w:tc>
+          <w:tcPr>
             <w:tcW w:w="591" w:type="dxa"/>
             <w:shd w:val="clear" w:color="auto" w:fill="auto"/>
           </w:tcPr>
@@ -2121,157 +2121,20 @@
             <w:pPr>
               <w:spacing w:after="0" w:line="240" w:lineRule="auto"/>
               <w:rPr>
-                <w:rFonts w:hint="cs"/>
-                <w:rtl/>
-              </w:rPr>
-            </w:pPr>
-          </w:p>
-        </w:tc>
-        <w:tc>
-          <w:tcPr>
-            <w:tcW w:w="680" w:type="dxa"/>
-            <w:shd w:val="clear" w:color="auto" w:fill="auto"/>
-          </w:tcPr>
-          <w:p>
-            <w:pPr>
-              <w:spacing w:after="0" w:line="240" w:lineRule="auto"/>
-              <w:rPr>
-                <w:rFonts w:hint="cs"/>
-                <w:rtl/>
-              </w:rPr>
-            </w:pPr>
-          </w:p>
-        </w:tc>
-        <w:tc>
-          <w:tcPr>
-            <w:tcW w:w="591" w:type="dxa"/>
-            <w:shd w:val="clear" w:color="auto" w:fill="auto"/>
-          </w:tcPr>
-          <w:p>
-            <w:pPr>
-              <w:spacing w:after="0" w:line="240" w:lineRule="auto"/>
-              <w:rPr>
-                <w:rFonts w:hint="cs"/>
-                <w:rtl/>
-              </w:rPr>
-            </w:pPr>
-          </w:p>
-        </w:tc>
-        <w:tc>
-          <w:tcPr>
-            <w:tcW w:w="595" w:type="dxa"/>
-            <w:shd w:val="clear" w:color="auto" w:fill="auto"/>
-          </w:tcPr>
-          <w:p>
-            <w:pPr>
-              <w:spacing w:after="0" w:line="240" w:lineRule="auto"/>
-              <w:rPr>
-                <w:rFonts w:hint="cs"/>
-                <w:rtl/>
-              </w:rPr>
-            </w:pPr>
-          </w:p>
-        </w:tc>
-        <w:tc>
-          <w:tcPr>
-            <w:tcW w:w="591" w:type="dxa"/>
-            <w:shd w:val="clear" w:color="auto" w:fill="auto"/>
-          </w:tcPr>
-          <w:p>
-            <w:pPr>
-              <w:spacing w:after="0" w:line="240" w:lineRule="auto"/>
-              <w:rPr>
-                <w:rFonts w:hint="cs"/>
-                <w:rtl/>
-              </w:rPr>
-            </w:pPr>
-          </w:p>
-        </w:tc>
-        <w:tc>
-          <w:tcPr>
-            <w:tcW w:w="594" w:type="dxa"/>
-            <w:shd w:val="clear" w:color="auto" w:fill="auto"/>
-          </w:tcPr>
-          <w:p>
-            <w:pPr>
-              <w:spacing w:after="0" w:line="240" w:lineRule="auto"/>
-              <w:rPr>
-                <w:rFonts w:hint="cs"/>
-                <w:rtl/>
-              </w:rPr>
-            </w:pPr>
-          </w:p>
-        </w:tc>
-        <w:tc>
-          <w:tcPr>
-            <w:tcW w:w="591" w:type="dxa"/>
-            <w:shd w:val="clear" w:color="auto" w:fill="auto"/>
-          </w:tcPr>
-          <w:p>
-            <w:pPr>
-              <w:spacing w:after="0" w:line="240" w:lineRule="auto"/>
-              <w:rPr>
-                <w:rFonts w:hint="cs"/>
-                <w:rtl/>
-              </w:rPr>
-            </w:pPr>
-          </w:p>
-        </w:tc>
-        <w:tc>
-          <w:tcPr>
-            <w:tcW w:w="594" w:type="dxa"/>
-            <w:shd w:val="clear" w:color="auto" w:fill="auto"/>
-          </w:tcPr>
-          <w:p>
-            <w:pPr>
-              <w:spacing w:after="0" w:line="240" w:lineRule="auto"/>
-              <w:rPr>
-                <w:rFonts w:hint="cs"/>
-                <w:rtl/>
-              </w:rPr>
-            </w:pPr>
-          </w:p>
-        </w:tc>
-        <w:tc>
-          <w:tcPr>
-            <w:tcW w:w="591" w:type="dxa"/>
-            <w:shd w:val="clear" w:color="auto" w:fill="auto"/>
-          </w:tcPr>
-          <w:p>
-            <w:pPr>
-              <w:spacing w:after="0" w:line="240" w:lineRule="auto"/>
-              <w:rPr>
-                <w:rFonts w:hint="cs"/>
-                <w:rtl/>
-              </w:rPr>
-            </w:pPr>
-          </w:p>
-        </w:tc>
-        <w:tc>
-          <w:tcPr>
-            <w:tcW w:w="594" w:type="dxa"/>
-            <w:shd w:val="clear" w:color="auto" w:fill="auto"/>
-          </w:tcPr>
-          <w:p>
-            <w:pPr>
-              <w:spacing w:after="0" w:line="240" w:lineRule="auto"/>
-              <w:rPr>
-                <w:rFonts w:hint="cs"/>
-                <w:rtl/>
-              </w:rPr>
-            </w:pPr>
-          </w:p>
-        </w:tc>
-        <w:tc>
-          <w:tcPr>
-            <w:tcW w:w="591" w:type="dxa"/>
-            <w:shd w:val="clear" w:color="auto" w:fill="auto"/>
-          </w:tcPr>
-          <w:p>
-            <w:pPr>
-              <w:spacing w:after="0" w:line="240" w:lineRule="auto"/>
-              <w:rPr>
-                <w:rFonts w:hint="cs"/>
+                <w:rtl/>
+              </w:rPr>
+            </w:pPr>
+          </w:p>
+        </w:tc>
+        <w:tc>
+          <w:tcPr>
+            <w:tcW w:w="583" w:type="dxa"/>
+            <w:shd w:val="clear" w:color="auto" w:fill="auto"/>
+          </w:tcPr>
+          <w:p>
+            <w:pPr>
+              <w:spacing w:after="0" w:line="240" w:lineRule="auto"/>
+              <w:rPr>
                 <w:rtl/>
               </w:rPr>
             </w:pPr>
@@ -2286,7 +2149,90 @@
             <w:pPr>
               <w:spacing w:after="0" w:line="240" w:lineRule="auto"/>
               <w:rPr>
-                <w:rFonts w:hint="cs"/>
+                <w:rtl/>
+              </w:rPr>
+            </w:pPr>
+          </w:p>
+        </w:tc>
+        <w:tc>
+          <w:tcPr>
+            <w:tcW w:w="583" w:type="dxa"/>
+            <w:shd w:val="clear" w:color="auto" w:fill="auto"/>
+          </w:tcPr>
+          <w:p>
+            <w:pPr>
+              <w:spacing w:after="0" w:line="240" w:lineRule="auto"/>
+              <w:rPr>
+                <w:rtl/>
+              </w:rPr>
+            </w:pPr>
+          </w:p>
+        </w:tc>
+        <w:tc>
+          <w:tcPr>
+            <w:tcW w:w="588" w:type="dxa"/>
+            <w:shd w:val="clear" w:color="auto" w:fill="auto"/>
+          </w:tcPr>
+          <w:p>
+            <w:pPr>
+              <w:spacing w:after="0" w:line="240" w:lineRule="auto"/>
+              <w:rPr>
+                <w:rtl/>
+              </w:rPr>
+            </w:pPr>
+          </w:p>
+        </w:tc>
+        <w:tc>
+          <w:tcPr>
+            <w:tcW w:w="583" w:type="dxa"/>
+            <w:shd w:val="clear" w:color="auto" w:fill="auto"/>
+          </w:tcPr>
+          <w:p>
+            <w:pPr>
+              <w:spacing w:after="0" w:line="240" w:lineRule="auto"/>
+              <w:rPr>
+                <w:rtl/>
+              </w:rPr>
+            </w:pPr>
+          </w:p>
+        </w:tc>
+        <w:tc>
+          <w:tcPr>
+            <w:tcW w:w="588" w:type="dxa"/>
+            <w:shd w:val="clear" w:color="auto" w:fill="auto"/>
+          </w:tcPr>
+          <w:p>
+            <w:pPr>
+              <w:spacing w:after="0" w:line="240" w:lineRule="auto"/>
+              <w:rPr>
+                <w:rtl/>
+              </w:rPr>
+            </w:pPr>
+          </w:p>
+        </w:tc>
+        <w:tc>
+          <w:tcPr>
+            <w:tcW w:w="583" w:type="dxa"/>
+            <w:shd w:val="clear" w:color="auto" w:fill="auto"/>
+          </w:tcPr>
+          <w:p>
+            <w:pPr>
+              <w:spacing w:after="0" w:line="240" w:lineRule="auto"/>
+              <w:rPr>
+                <w:rtl/>
+              </w:rPr>
+            </w:pPr>
+          </w:p>
+        </w:tc>
+        <w:tc>
+          <w:tcPr>
+            <w:tcW w:w="580" w:type="dxa"/>
+            <w:shd w:val="clear" w:color="auto" w:fill="auto"/>
+          </w:tcPr>
+          <w:p>
+            <w:pPr>
+              <w:spacing w:after="0" w:line="240" w:lineRule="auto"/>
+              <w:rPr>
                 <w:rtl/>
               </w:rPr>
             </w:pPr>
@@ -2296,19 +2242,18 @@
       <w:tr>
         <w:trPr>
           <w:gridAfter w:val="1"/>
-          <w:wAfter w:w="28" w:type="dxa"/>
-          <w:trHeight w:val="693"/>
+          <w:wAfter w:w="36" w:type="dxa"/>
+          <w:trHeight w:val="610"/>
         </w:trPr>
         <w:tc>
           <w:tcPr>
-            <w:tcW w:w="1605" w:type="dxa"/>
-            <w:shd w:val="clear" w:color="auto" w:fill="auto"/>
-          </w:tcPr>
-          <w:p>
-            <w:pPr>
-              <w:spacing w:after="0" w:line="240" w:lineRule="auto"/>
-              <w:rPr>
-                <w:rFonts w:hint="cs"/>
+            <w:tcW w:w="1585" w:type="dxa"/>
+            <w:shd w:val="clear" w:color="auto" w:fill="auto"/>
+          </w:tcPr>
+          <w:p>
+            <w:pPr>
+              <w:spacing w:after="0" w:line="240" w:lineRule="auto"/>
+              <w:rPr>
                 <w:b/>
                 <w:bCs/>
                 <w:sz w:val="24"/>
@@ -2331,6 +2276,48 @@
         </w:tc>
         <w:tc>
           <w:tcPr>
+            <w:tcW w:w="583" w:type="dxa"/>
+            <w:shd w:val="clear" w:color="auto" w:fill="auto"/>
+          </w:tcPr>
+          <w:p>
+            <w:pPr>
+              <w:spacing w:after="0" w:line="240" w:lineRule="auto"/>
+              <w:rPr>
+                <w:rtl/>
+              </w:rPr>
+            </w:pPr>
+          </w:p>
+        </w:tc>
+        <w:tc>
+          <w:tcPr>
+            <w:tcW w:w="673" w:type="dxa"/>
+            <w:shd w:val="clear" w:color="auto" w:fill="auto"/>
+          </w:tcPr>
+          <w:p>
+            <w:pPr>
+              <w:spacing w:after="0" w:line="240" w:lineRule="auto"/>
+              <w:rPr>
+                <w:rtl/>
+              </w:rPr>
+            </w:pPr>
+          </w:p>
+        </w:tc>
+        <w:tc>
+          <w:tcPr>
+            <w:tcW w:w="583" w:type="dxa"/>
+            <w:shd w:val="clear" w:color="auto" w:fill="auto"/>
+          </w:tcPr>
+          <w:p>
+            <w:pPr>
+              <w:spacing w:after="0" w:line="240" w:lineRule="auto"/>
+              <w:rPr>
+                <w:rtl/>
+              </w:rPr>
+            </w:pPr>
+          </w:p>
+        </w:tc>
+        <w:tc>
+          <w:tcPr>
             <w:tcW w:w="591" w:type="dxa"/>
             <w:shd w:val="clear" w:color="auto" w:fill="auto"/>
           </w:tcPr>
@@ -2338,157 +2325,20 @@
             <w:pPr>
               <w:spacing w:after="0" w:line="240" w:lineRule="auto"/>
               <w:rPr>
-                <w:rFonts w:hint="cs"/>
-                <w:rtl/>
-              </w:rPr>
-            </w:pPr>
-          </w:p>
-        </w:tc>
-        <w:tc>
-          <w:tcPr>
-            <w:tcW w:w="680" w:type="dxa"/>
-            <w:shd w:val="clear" w:color="auto" w:fill="auto"/>
-          </w:tcPr>
-          <w:p>
-            <w:pPr>
-              <w:spacing w:after="0" w:line="240" w:lineRule="auto"/>
-              <w:rPr>
-                <w:rFonts w:hint="cs"/>
-                <w:rtl/>
-              </w:rPr>
-            </w:pPr>
-          </w:p>
-        </w:tc>
-        <w:tc>
-          <w:tcPr>
-            <w:tcW w:w="591" w:type="dxa"/>
-            <w:shd w:val="clear" w:color="auto" w:fill="auto"/>
-          </w:tcPr>
-          <w:p>
-            <w:pPr>
-              <w:spacing w:after="0" w:line="240" w:lineRule="auto"/>
-              <w:rPr>
-                <w:rFonts w:hint="cs"/>
-                <w:rtl/>
-              </w:rPr>
-            </w:pPr>
-          </w:p>
-        </w:tc>
-        <w:tc>
-          <w:tcPr>
-            <w:tcW w:w="595" w:type="dxa"/>
-            <w:shd w:val="clear" w:color="auto" w:fill="auto"/>
-          </w:tcPr>
-          <w:p>
-            <w:pPr>
-              <w:spacing w:after="0" w:line="240" w:lineRule="auto"/>
-              <w:rPr>
-                <w:rFonts w:hint="cs"/>
-                <w:rtl/>
-              </w:rPr>
-            </w:pPr>
-          </w:p>
-        </w:tc>
-        <w:tc>
-          <w:tcPr>
-            <w:tcW w:w="591" w:type="dxa"/>
-            <w:shd w:val="clear" w:color="auto" w:fill="auto"/>
-          </w:tcPr>
-          <w:p>
-            <w:pPr>
-              <w:spacing w:after="0" w:line="240" w:lineRule="auto"/>
-              <w:rPr>
-                <w:rFonts w:hint="cs"/>
-                <w:rtl/>
-              </w:rPr>
-            </w:pPr>
-          </w:p>
-        </w:tc>
-        <w:tc>
-          <w:tcPr>
-            <w:tcW w:w="594" w:type="dxa"/>
-            <w:shd w:val="clear" w:color="auto" w:fill="auto"/>
-          </w:tcPr>
-          <w:p>
-            <w:pPr>
-              <w:spacing w:after="0" w:line="240" w:lineRule="auto"/>
-              <w:rPr>
-                <w:rFonts w:hint="cs"/>
-                <w:rtl/>
-              </w:rPr>
-            </w:pPr>
-          </w:p>
-        </w:tc>
-        <w:tc>
-          <w:tcPr>
-            <w:tcW w:w="591" w:type="dxa"/>
-            <w:shd w:val="clear" w:color="auto" w:fill="auto"/>
-          </w:tcPr>
-          <w:p>
-            <w:pPr>
-              <w:spacing w:after="0" w:line="240" w:lineRule="auto"/>
-              <w:rPr>
-                <w:rFonts w:hint="cs"/>
-                <w:rtl/>
-              </w:rPr>
-            </w:pPr>
-          </w:p>
-        </w:tc>
-        <w:tc>
-          <w:tcPr>
-            <w:tcW w:w="594" w:type="dxa"/>
-            <w:shd w:val="clear" w:color="auto" w:fill="auto"/>
-          </w:tcPr>
-          <w:p>
-            <w:pPr>
-              <w:spacing w:after="0" w:line="240" w:lineRule="auto"/>
-              <w:rPr>
-                <w:rFonts w:hint="cs"/>
-                <w:rtl/>
-              </w:rPr>
-            </w:pPr>
-          </w:p>
-        </w:tc>
-        <w:tc>
-          <w:tcPr>
-            <w:tcW w:w="591" w:type="dxa"/>
-            <w:shd w:val="clear" w:color="auto" w:fill="auto"/>
-          </w:tcPr>
-          <w:p>
-            <w:pPr>
-              <w:spacing w:after="0" w:line="240" w:lineRule="auto"/>
-              <w:rPr>
-                <w:rFonts w:hint="cs"/>
-                <w:rtl/>
-              </w:rPr>
-            </w:pPr>
-          </w:p>
-        </w:tc>
-        <w:tc>
-          <w:tcPr>
-            <w:tcW w:w="594" w:type="dxa"/>
-            <w:shd w:val="clear" w:color="auto" w:fill="auto"/>
-          </w:tcPr>
-          <w:p>
-            <w:pPr>
-              <w:spacing w:after="0" w:line="240" w:lineRule="auto"/>
-              <w:rPr>
-                <w:rFonts w:hint="cs"/>
-                <w:rtl/>
-              </w:rPr>
-            </w:pPr>
-          </w:p>
-        </w:tc>
-        <w:tc>
-          <w:tcPr>
-            <w:tcW w:w="591" w:type="dxa"/>
-            <w:shd w:val="clear" w:color="auto" w:fill="auto"/>
-          </w:tcPr>
-          <w:p>
-            <w:pPr>
-              <w:spacing w:after="0" w:line="240" w:lineRule="auto"/>
-              <w:rPr>
-                <w:rFonts w:hint="cs"/>
+                <w:rtl/>
+              </w:rPr>
+            </w:pPr>
+          </w:p>
+        </w:tc>
+        <w:tc>
+          <w:tcPr>
+            <w:tcW w:w="583" w:type="dxa"/>
+            <w:shd w:val="clear" w:color="auto" w:fill="auto"/>
+          </w:tcPr>
+          <w:p>
+            <w:pPr>
+              <w:spacing w:after="0" w:line="240" w:lineRule="auto"/>
+              <w:rPr>
                 <w:rtl/>
               </w:rPr>
             </w:pPr>
@@ -2503,7 +2353,90 @@
             <w:pPr>
               <w:spacing w:after="0" w:line="240" w:lineRule="auto"/>
               <w:rPr>
-                <w:rFonts w:hint="cs"/>
+                <w:rtl/>
+              </w:rPr>
+            </w:pPr>
+          </w:p>
+        </w:tc>
+        <w:tc>
+          <w:tcPr>
+            <w:tcW w:w="583" w:type="dxa"/>
+            <w:shd w:val="clear" w:color="auto" w:fill="auto"/>
+          </w:tcPr>
+          <w:p>
+            <w:pPr>
+              <w:spacing w:after="0" w:line="240" w:lineRule="auto"/>
+              <w:rPr>
+                <w:rtl/>
+              </w:rPr>
+            </w:pPr>
+          </w:p>
+        </w:tc>
+        <w:tc>
+          <w:tcPr>
+            <w:tcW w:w="588" w:type="dxa"/>
+            <w:shd w:val="clear" w:color="auto" w:fill="auto"/>
+          </w:tcPr>
+          <w:p>
+            <w:pPr>
+              <w:spacing w:after="0" w:line="240" w:lineRule="auto"/>
+              <w:rPr>
+                <w:rtl/>
+              </w:rPr>
+            </w:pPr>
+          </w:p>
+        </w:tc>
+        <w:tc>
+          <w:tcPr>
+            <w:tcW w:w="583" w:type="dxa"/>
+            <w:shd w:val="clear" w:color="auto" w:fill="auto"/>
+          </w:tcPr>
+          <w:p>
+            <w:pPr>
+              <w:spacing w:after="0" w:line="240" w:lineRule="auto"/>
+              <w:rPr>
+                <w:rtl/>
+              </w:rPr>
+            </w:pPr>
+          </w:p>
+        </w:tc>
+        <w:tc>
+          <w:tcPr>
+            <w:tcW w:w="588" w:type="dxa"/>
+            <w:shd w:val="clear" w:color="auto" w:fill="auto"/>
+          </w:tcPr>
+          <w:p>
+            <w:pPr>
+              <w:spacing w:after="0" w:line="240" w:lineRule="auto"/>
+              <w:rPr>
+                <w:rtl/>
+              </w:rPr>
+            </w:pPr>
+          </w:p>
+        </w:tc>
+        <w:tc>
+          <w:tcPr>
+            <w:tcW w:w="583" w:type="dxa"/>
+            <w:shd w:val="clear" w:color="auto" w:fill="auto"/>
+          </w:tcPr>
+          <w:p>
+            <w:pPr>
+              <w:spacing w:after="0" w:line="240" w:lineRule="auto"/>
+              <w:rPr>
+                <w:rtl/>
+              </w:rPr>
+            </w:pPr>
+          </w:p>
+        </w:tc>
+        <w:tc>
+          <w:tcPr>
+            <w:tcW w:w="580" w:type="dxa"/>
+            <w:shd w:val="clear" w:color="auto" w:fill="auto"/>
+          </w:tcPr>
+          <w:p>
+            <w:pPr>
+              <w:spacing w:after="0" w:line="240" w:lineRule="auto"/>
+              <w:rPr>
                 <w:rtl/>
               </w:rPr>
             </w:pPr>
@@ -2513,19 +2446,18 @@
       <w:tr>
         <w:trPr>
           <w:gridAfter w:val="1"/>
-          <w:wAfter w:w="28" w:type="dxa"/>
-          <w:trHeight w:val="693"/>
+          <w:wAfter w:w="36" w:type="dxa"/>
+          <w:trHeight w:val="610"/>
         </w:trPr>
         <w:tc>
           <w:tcPr>
-            <w:tcW w:w="1605" w:type="dxa"/>
-            <w:shd w:val="clear" w:color="auto" w:fill="auto"/>
-          </w:tcPr>
-          <w:p>
-            <w:pPr>
-              <w:spacing w:after="0" w:line="240" w:lineRule="auto"/>
-              <w:rPr>
-                <w:rFonts w:hint="cs"/>
+            <w:tcW w:w="1585" w:type="dxa"/>
+            <w:shd w:val="clear" w:color="auto" w:fill="auto"/>
+          </w:tcPr>
+          <w:p>
+            <w:pPr>
+              <w:spacing w:after="0" w:line="240" w:lineRule="auto"/>
+              <w:rPr>
                 <w:b/>
                 <w:bCs/>
                 <w:sz w:val="24"/>
@@ -2548,6 +2480,48 @@
         </w:tc>
         <w:tc>
           <w:tcPr>
+            <w:tcW w:w="583" w:type="dxa"/>
+            <w:shd w:val="clear" w:color="auto" w:fill="auto"/>
+          </w:tcPr>
+          <w:p>
+            <w:pPr>
+              <w:spacing w:after="0" w:line="240" w:lineRule="auto"/>
+              <w:rPr>
+                <w:rtl/>
+              </w:rPr>
+            </w:pPr>
+          </w:p>
+        </w:tc>
+        <w:tc>
+          <w:tcPr>
+            <w:tcW w:w="673" w:type="dxa"/>
+            <w:shd w:val="clear" w:color="auto" w:fill="auto"/>
+          </w:tcPr>
+          <w:p>
+            <w:pPr>
+              <w:spacing w:after="0" w:line="240" w:lineRule="auto"/>
+              <w:rPr>
+                <w:rtl/>
+              </w:rPr>
+            </w:pPr>
+          </w:p>
+        </w:tc>
+        <w:tc>
+          <w:tcPr>
+            <w:tcW w:w="583" w:type="dxa"/>
+            <w:shd w:val="clear" w:color="auto" w:fill="auto"/>
+          </w:tcPr>
+          <w:p>
+            <w:pPr>
+              <w:spacing w:after="0" w:line="240" w:lineRule="auto"/>
+              <w:rPr>
+                <w:rtl/>
+              </w:rPr>
+            </w:pPr>
+          </w:p>
+        </w:tc>
+        <w:tc>
+          <w:tcPr>
             <w:tcW w:w="591" w:type="dxa"/>
             <w:shd w:val="clear" w:color="auto" w:fill="auto"/>
           </w:tcPr>
@@ -2555,157 +2529,20 @@
             <w:pPr>
               <w:spacing w:after="0" w:line="240" w:lineRule="auto"/>
               <w:rPr>
-                <w:rFonts w:hint="cs"/>
-                <w:rtl/>
-              </w:rPr>
-            </w:pPr>
-          </w:p>
-        </w:tc>
-        <w:tc>
-          <w:tcPr>
-            <w:tcW w:w="680" w:type="dxa"/>
-            <w:shd w:val="clear" w:color="auto" w:fill="auto"/>
-          </w:tcPr>
-          <w:p>
-            <w:pPr>
-              <w:spacing w:after="0" w:line="240" w:lineRule="auto"/>
-              <w:rPr>
-                <w:rFonts w:hint="cs"/>
-                <w:rtl/>
-              </w:rPr>
-            </w:pPr>
-          </w:p>
-        </w:tc>
-        <w:tc>
-          <w:tcPr>
-            <w:tcW w:w="591" w:type="dxa"/>
-            <w:shd w:val="clear" w:color="auto" w:fill="auto"/>
-          </w:tcPr>
-          <w:p>
-            <w:pPr>
-              <w:spacing w:after="0" w:line="240" w:lineRule="auto"/>
-              <w:rPr>
-                <w:rFonts w:hint="cs"/>
-                <w:rtl/>
-              </w:rPr>
-            </w:pPr>
-          </w:p>
-        </w:tc>
-        <w:tc>
-          <w:tcPr>
-            <w:tcW w:w="595" w:type="dxa"/>
-            <w:shd w:val="clear" w:color="auto" w:fill="auto"/>
-          </w:tcPr>
-          <w:p>
-            <w:pPr>
-              <w:spacing w:after="0" w:line="240" w:lineRule="auto"/>
-              <w:rPr>
-                <w:rFonts w:hint="cs"/>
-                <w:rtl/>
-              </w:rPr>
-            </w:pPr>
-          </w:p>
-        </w:tc>
-        <w:tc>
-          <w:tcPr>
-            <w:tcW w:w="591" w:type="dxa"/>
-            <w:shd w:val="clear" w:color="auto" w:fill="auto"/>
-          </w:tcPr>
-          <w:p>
-            <w:pPr>
-              <w:spacing w:after="0" w:line="240" w:lineRule="auto"/>
-              <w:rPr>
-                <w:rFonts w:hint="cs"/>
-                <w:rtl/>
-              </w:rPr>
-            </w:pPr>
-          </w:p>
-        </w:tc>
-        <w:tc>
-          <w:tcPr>
-            <w:tcW w:w="594" w:type="dxa"/>
-            <w:shd w:val="clear" w:color="auto" w:fill="auto"/>
-          </w:tcPr>
-          <w:p>
-            <w:pPr>
-              <w:spacing w:after="0" w:line="240" w:lineRule="auto"/>
-              <w:rPr>
-                <w:rFonts w:hint="cs"/>
-                <w:rtl/>
-              </w:rPr>
-            </w:pPr>
-          </w:p>
-        </w:tc>
-        <w:tc>
-          <w:tcPr>
-            <w:tcW w:w="591" w:type="dxa"/>
-            <w:shd w:val="clear" w:color="auto" w:fill="auto"/>
-          </w:tcPr>
-          <w:p>
-            <w:pPr>
-              <w:spacing w:after="0" w:line="240" w:lineRule="auto"/>
-              <w:rPr>
-                <w:rFonts w:hint="cs"/>
-                <w:rtl/>
-              </w:rPr>
-            </w:pPr>
-          </w:p>
-        </w:tc>
-        <w:tc>
-          <w:tcPr>
-            <w:tcW w:w="594" w:type="dxa"/>
-            <w:shd w:val="clear" w:color="auto" w:fill="auto"/>
-          </w:tcPr>
-          <w:p>
-            <w:pPr>
-              <w:spacing w:after="0" w:line="240" w:lineRule="auto"/>
-              <w:rPr>
-                <w:rFonts w:hint="cs"/>
-                <w:rtl/>
-              </w:rPr>
-            </w:pPr>
-          </w:p>
-        </w:tc>
-        <w:tc>
-          <w:tcPr>
-            <w:tcW w:w="591" w:type="dxa"/>
-            <w:shd w:val="clear" w:color="auto" w:fill="auto"/>
-          </w:tcPr>
-          <w:p>
-            <w:pPr>
-              <w:spacing w:after="0" w:line="240" w:lineRule="auto"/>
-              <w:rPr>
-                <w:rFonts w:hint="cs"/>
-                <w:rtl/>
-              </w:rPr>
-            </w:pPr>
-          </w:p>
-        </w:tc>
-        <w:tc>
-          <w:tcPr>
-            <w:tcW w:w="594" w:type="dxa"/>
-            <w:shd w:val="clear" w:color="auto" w:fill="auto"/>
-          </w:tcPr>
-          <w:p>
-            <w:pPr>
-              <w:spacing w:after="0" w:line="240" w:lineRule="auto"/>
-              <w:rPr>
-                <w:rFonts w:hint="cs"/>
-                <w:rtl/>
-              </w:rPr>
-            </w:pPr>
-          </w:p>
-        </w:tc>
-        <w:tc>
-          <w:tcPr>
-            <w:tcW w:w="591" w:type="dxa"/>
-            <w:shd w:val="clear" w:color="auto" w:fill="auto"/>
-          </w:tcPr>
-          <w:p>
-            <w:pPr>
-              <w:spacing w:after="0" w:line="240" w:lineRule="auto"/>
-              <w:rPr>
-                <w:rFonts w:hint="cs"/>
+                <w:rtl/>
+              </w:rPr>
+            </w:pPr>
+          </w:p>
+        </w:tc>
+        <w:tc>
+          <w:tcPr>
+            <w:tcW w:w="583" w:type="dxa"/>
+            <w:shd w:val="clear" w:color="auto" w:fill="auto"/>
+          </w:tcPr>
+          <w:p>
+            <w:pPr>
+              <w:spacing w:after="0" w:line="240" w:lineRule="auto"/>
+              <w:rPr>
                 <w:rtl/>
               </w:rPr>
             </w:pPr>
@@ -2720,7 +2557,90 @@
             <w:pPr>
               <w:spacing w:after="0" w:line="240" w:lineRule="auto"/>
               <w:rPr>
-                <w:rFonts w:hint="cs"/>
+                <w:rtl/>
+              </w:rPr>
+            </w:pPr>
+          </w:p>
+        </w:tc>
+        <w:tc>
+          <w:tcPr>
+            <w:tcW w:w="583" w:type="dxa"/>
+            <w:shd w:val="clear" w:color="auto" w:fill="auto"/>
+          </w:tcPr>
+          <w:p>
+            <w:pPr>
+              <w:spacing w:after="0" w:line="240" w:lineRule="auto"/>
+              <w:rPr>
+                <w:rtl/>
+              </w:rPr>
+            </w:pPr>
+          </w:p>
+        </w:tc>
+        <w:tc>
+          <w:tcPr>
+            <w:tcW w:w="588" w:type="dxa"/>
+            <w:shd w:val="clear" w:color="auto" w:fill="auto"/>
+          </w:tcPr>
+          <w:p>
+            <w:pPr>
+              <w:spacing w:after="0" w:line="240" w:lineRule="auto"/>
+              <w:rPr>
+                <w:rtl/>
+              </w:rPr>
+            </w:pPr>
+          </w:p>
+        </w:tc>
+        <w:tc>
+          <w:tcPr>
+            <w:tcW w:w="583" w:type="dxa"/>
+            <w:shd w:val="clear" w:color="auto" w:fill="auto"/>
+          </w:tcPr>
+          <w:p>
+            <w:pPr>
+              <w:spacing w:after="0" w:line="240" w:lineRule="auto"/>
+              <w:rPr>
+                <w:rtl/>
+              </w:rPr>
+            </w:pPr>
+          </w:p>
+        </w:tc>
+        <w:tc>
+          <w:tcPr>
+            <w:tcW w:w="588" w:type="dxa"/>
+            <w:shd w:val="clear" w:color="auto" w:fill="auto"/>
+          </w:tcPr>
+          <w:p>
+            <w:pPr>
+              <w:spacing w:after="0" w:line="240" w:lineRule="auto"/>
+              <w:rPr>
+                <w:rtl/>
+              </w:rPr>
+            </w:pPr>
+          </w:p>
+        </w:tc>
+        <w:tc>
+          <w:tcPr>
+            <w:tcW w:w="583" w:type="dxa"/>
+            <w:shd w:val="clear" w:color="auto" w:fill="auto"/>
+          </w:tcPr>
+          <w:p>
+            <w:pPr>
+              <w:spacing w:after="0" w:line="240" w:lineRule="auto"/>
+              <w:rPr>
+                <w:rtl/>
+              </w:rPr>
+            </w:pPr>
+          </w:p>
+        </w:tc>
+        <w:tc>
+          <w:tcPr>
+            <w:tcW w:w="580" w:type="dxa"/>
+            <w:shd w:val="clear" w:color="auto" w:fill="auto"/>
+          </w:tcPr>
+          <w:p>
+            <w:pPr>
+              <w:spacing w:after="0" w:line="240" w:lineRule="auto"/>
+              <w:rPr>
                 <w:rtl/>
               </w:rPr>
             </w:pPr>
@@ -2730,12 +2650,12 @@
       <w:tr>
         <w:trPr>
           <w:gridAfter w:val="1"/>
-          <w:wAfter w:w="28" w:type="dxa"/>
-          <w:trHeight w:val="693"/>
+          <w:wAfter w:w="36" w:type="dxa"/>
+          <w:trHeight w:val="610"/>
         </w:trPr>
         <w:tc>
           <w:tcPr>
-            <w:tcW w:w="1605" w:type="dxa"/>
+            <w:tcW w:w="1585" w:type="dxa"/>
             <w:shd w:val="clear" w:color="auto" w:fill="auto"/>
           </w:tcPr>
           <w:p>
@@ -2772,6 +2692,48 @@
         </w:tc>
         <w:tc>
           <w:tcPr>
+            <w:tcW w:w="583" w:type="dxa"/>
+            <w:shd w:val="clear" w:color="auto" w:fill="auto"/>
+          </w:tcPr>
+          <w:p>
+            <w:pPr>
+              <w:spacing w:after="0" w:line="240" w:lineRule="auto"/>
+              <w:rPr>
+                <w:rtl/>
+              </w:rPr>
+            </w:pPr>
+          </w:p>
+        </w:tc>
+        <w:tc>
+          <w:tcPr>
+            <w:tcW w:w="673" w:type="dxa"/>
+            <w:shd w:val="clear" w:color="auto" w:fill="auto"/>
+          </w:tcPr>
+          <w:p>
+            <w:pPr>
+              <w:spacing w:after="0" w:line="240" w:lineRule="auto"/>
+              <w:rPr>
+                <w:rtl/>
+              </w:rPr>
+            </w:pPr>
+          </w:p>
+        </w:tc>
+        <w:tc>
+          <w:tcPr>
+            <w:tcW w:w="583" w:type="dxa"/>
+            <w:shd w:val="clear" w:color="auto" w:fill="auto"/>
+          </w:tcPr>
+          <w:p>
+            <w:pPr>
+              <w:spacing w:after="0" w:line="240" w:lineRule="auto"/>
+              <w:rPr>
+                <w:rtl/>
+              </w:rPr>
+            </w:pPr>
+          </w:p>
+        </w:tc>
+        <w:tc>
+          <w:tcPr>
             <w:tcW w:w="591" w:type="dxa"/>
             <w:shd w:val="clear" w:color="auto" w:fill="auto"/>
           </w:tcPr>
@@ -2779,157 +2741,20 @@
             <w:pPr>
               <w:spacing w:after="0" w:line="240" w:lineRule="auto"/>
               <w:rPr>
-                <w:rFonts w:hint="cs"/>
-                <w:rtl/>
-              </w:rPr>
-            </w:pPr>
-          </w:p>
-        </w:tc>
-        <w:tc>
-          <w:tcPr>
-            <w:tcW w:w="680" w:type="dxa"/>
-            <w:shd w:val="clear" w:color="auto" w:fill="auto"/>
-          </w:tcPr>
-          <w:p>
-            <w:pPr>
-              <w:spacing w:after="0" w:line="240" w:lineRule="auto"/>
-              <w:rPr>
-                <w:rFonts w:hint="cs"/>
-                <w:rtl/>
-              </w:rPr>
-            </w:pPr>
-          </w:p>
-        </w:tc>
-        <w:tc>
-          <w:tcPr>
-            <w:tcW w:w="591" w:type="dxa"/>
-            <w:shd w:val="clear" w:color="auto" w:fill="auto"/>
-          </w:tcPr>
-          <w:p>
-            <w:pPr>
-              <w:spacing w:after="0" w:line="240" w:lineRule="auto"/>
-              <w:rPr>
-                <w:rFonts w:hint="cs"/>
-                <w:rtl/>
-              </w:rPr>
-            </w:pPr>
-          </w:p>
-        </w:tc>
-        <w:tc>
-          <w:tcPr>
-            <w:tcW w:w="595" w:type="dxa"/>
-            <w:shd w:val="clear" w:color="auto" w:fill="auto"/>
-          </w:tcPr>
-          <w:p>
-            <w:pPr>
-              <w:spacing w:after="0" w:line="240" w:lineRule="auto"/>
-              <w:rPr>
-                <w:rFonts w:hint="cs"/>
-                <w:rtl/>
-              </w:rPr>
-            </w:pPr>
-          </w:p>
-        </w:tc>
-        <w:tc>
-          <w:tcPr>
-            <w:tcW w:w="591" w:type="dxa"/>
-            <w:shd w:val="clear" w:color="auto" w:fill="auto"/>
-          </w:tcPr>
-          <w:p>
-            <w:pPr>
-              <w:spacing w:after="0" w:line="240" w:lineRule="auto"/>
-              <w:rPr>
-                <w:rFonts w:hint="cs"/>
-                <w:rtl/>
-              </w:rPr>
-            </w:pPr>
-          </w:p>
-        </w:tc>
-        <w:tc>
-          <w:tcPr>
-            <w:tcW w:w="594" w:type="dxa"/>
-            <w:shd w:val="clear" w:color="auto" w:fill="auto"/>
-          </w:tcPr>
-          <w:p>
-            <w:pPr>
-              <w:spacing w:after="0" w:line="240" w:lineRule="auto"/>
-              <w:rPr>
-                <w:rFonts w:hint="cs"/>
-                <w:rtl/>
-              </w:rPr>
-            </w:pPr>
-          </w:p>
-        </w:tc>
-        <w:tc>
-          <w:tcPr>
-            <w:tcW w:w="591" w:type="dxa"/>
-            <w:shd w:val="clear" w:color="auto" w:fill="auto"/>
-          </w:tcPr>
-          <w:p>
-            <w:pPr>
-              <w:spacing w:after="0" w:line="240" w:lineRule="auto"/>
-              <w:rPr>
-                <w:rFonts w:hint="cs"/>
-                <w:rtl/>
-              </w:rPr>
-            </w:pPr>
-          </w:p>
-        </w:tc>
-        <w:tc>
-          <w:tcPr>
-            <w:tcW w:w="594" w:type="dxa"/>
-            <w:shd w:val="clear" w:color="auto" w:fill="auto"/>
-          </w:tcPr>
-          <w:p>
-            <w:pPr>
-              <w:spacing w:after="0" w:line="240" w:lineRule="auto"/>
-              <w:rPr>
-                <w:rFonts w:hint="cs"/>
-                <w:rtl/>
-              </w:rPr>
-            </w:pPr>
-          </w:p>
-        </w:tc>
-        <w:tc>
-          <w:tcPr>
-            <w:tcW w:w="591" w:type="dxa"/>
-            <w:shd w:val="clear" w:color="auto" w:fill="auto"/>
-          </w:tcPr>
-          <w:p>
-            <w:pPr>
-              <w:spacing w:after="0" w:line="240" w:lineRule="auto"/>
-              <w:rPr>
-                <w:rFonts w:hint="cs"/>
-                <w:rtl/>
-              </w:rPr>
-            </w:pPr>
-          </w:p>
-        </w:tc>
-        <w:tc>
-          <w:tcPr>
-            <w:tcW w:w="594" w:type="dxa"/>
-            <w:shd w:val="clear" w:color="auto" w:fill="auto"/>
-          </w:tcPr>
-          <w:p>
-            <w:pPr>
-              <w:spacing w:after="0" w:line="240" w:lineRule="auto"/>
-              <w:rPr>
-                <w:rFonts w:hint="cs"/>
-                <w:rtl/>
-              </w:rPr>
-            </w:pPr>
-          </w:p>
-        </w:tc>
-        <w:tc>
-          <w:tcPr>
-            <w:tcW w:w="591" w:type="dxa"/>
-            <w:shd w:val="clear" w:color="auto" w:fill="auto"/>
-          </w:tcPr>
-          <w:p>
-            <w:pPr>
-              <w:spacing w:after="0" w:line="240" w:lineRule="auto"/>
-              <w:rPr>
-                <w:rFonts w:hint="cs"/>
+                <w:rtl/>
+              </w:rPr>
+            </w:pPr>
+          </w:p>
+        </w:tc>
+        <w:tc>
+          <w:tcPr>
+            <w:tcW w:w="583" w:type="dxa"/>
+            <w:shd w:val="clear" w:color="auto" w:fill="auto"/>
+          </w:tcPr>
+          <w:p>
+            <w:pPr>
+              <w:spacing w:after="0" w:line="240" w:lineRule="auto"/>
+              <w:rPr>
                 <w:rtl/>
               </w:rPr>
             </w:pPr>
@@ -2944,7 +2769,90 @@
             <w:pPr>
               <w:spacing w:after="0" w:line="240" w:lineRule="auto"/>
               <w:rPr>
-                <w:rFonts w:hint="cs"/>
+                <w:rtl/>
+              </w:rPr>
+            </w:pPr>
+          </w:p>
+        </w:tc>
+        <w:tc>
+          <w:tcPr>
+            <w:tcW w:w="583" w:type="dxa"/>
+            <w:shd w:val="clear" w:color="auto" w:fill="auto"/>
+          </w:tcPr>
+          <w:p>
+            <w:pPr>
+              <w:spacing w:after="0" w:line="240" w:lineRule="auto"/>
+              <w:rPr>
+                <w:rtl/>
+              </w:rPr>
+            </w:pPr>
+          </w:p>
+        </w:tc>
+        <w:tc>
+          <w:tcPr>
+            <w:tcW w:w="588" w:type="dxa"/>
+            <w:shd w:val="clear" w:color="auto" w:fill="auto"/>
+          </w:tcPr>
+          <w:p>
+            <w:pPr>
+              <w:spacing w:after="0" w:line="240" w:lineRule="auto"/>
+              <w:rPr>
+                <w:rtl/>
+              </w:rPr>
+            </w:pPr>
+          </w:p>
+        </w:tc>
+        <w:tc>
+          <w:tcPr>
+            <w:tcW w:w="583" w:type="dxa"/>
+            <w:shd w:val="clear" w:color="auto" w:fill="auto"/>
+          </w:tcPr>
+          <w:p>
+            <w:pPr>
+              <w:spacing w:after="0" w:line="240" w:lineRule="auto"/>
+              <w:rPr>
+                <w:rtl/>
+              </w:rPr>
+            </w:pPr>
+          </w:p>
+        </w:tc>
+        <w:tc>
+          <w:tcPr>
+            <w:tcW w:w="588" w:type="dxa"/>
+            <w:shd w:val="clear" w:color="auto" w:fill="auto"/>
+          </w:tcPr>
+          <w:p>
+            <w:pPr>
+              <w:spacing w:after="0" w:line="240" w:lineRule="auto"/>
+              <w:rPr>
+                <w:rtl/>
+              </w:rPr>
+            </w:pPr>
+          </w:p>
+        </w:tc>
+        <w:tc>
+          <w:tcPr>
+            <w:tcW w:w="583" w:type="dxa"/>
+            <w:shd w:val="clear" w:color="auto" w:fill="auto"/>
+          </w:tcPr>
+          <w:p>
+            <w:pPr>
+              <w:spacing w:after="0" w:line="240" w:lineRule="auto"/>
+              <w:rPr>
+                <w:rtl/>
+              </w:rPr>
+            </w:pPr>
+          </w:p>
+        </w:tc>
+        <w:tc>
+          <w:tcPr>
+            <w:tcW w:w="580" w:type="dxa"/>
+            <w:shd w:val="clear" w:color="auto" w:fill="auto"/>
+          </w:tcPr>
+          <w:p>
+            <w:pPr>
+              <w:spacing w:after="0" w:line="240" w:lineRule="auto"/>
+              <w:rPr>
                 <w:rtl/>
               </w:rPr>
             </w:pPr>
@@ -2954,19 +2862,18 @@
       <w:tr>
         <w:trPr>
           <w:gridAfter w:val="1"/>
-          <w:wAfter w:w="28" w:type="dxa"/>
-          <w:trHeight w:val="693"/>
+          <w:wAfter w:w="36" w:type="dxa"/>
+          <w:trHeight w:val="610"/>
         </w:trPr>
         <w:tc>
           <w:tcPr>
-            <w:tcW w:w="1605" w:type="dxa"/>
-            <w:shd w:val="clear" w:color="auto" w:fill="auto"/>
-          </w:tcPr>
-          <w:p>
-            <w:pPr>
-              <w:spacing w:after="0" w:line="240" w:lineRule="auto"/>
-              <w:rPr>
-                <w:rFonts w:hint="cs"/>
+            <w:tcW w:w="1585" w:type="dxa"/>
+            <w:shd w:val="clear" w:color="auto" w:fill="auto"/>
+          </w:tcPr>
+          <w:p>
+            <w:pPr>
+              <w:spacing w:after="0" w:line="240" w:lineRule="auto"/>
+              <w:rPr>
                 <w:b/>
                 <w:bCs/>
                 <w:sz w:val="24"/>
@@ -2989,6 +2896,48 @@
         </w:tc>
         <w:tc>
           <w:tcPr>
+            <w:tcW w:w="583" w:type="dxa"/>
+            <w:shd w:val="clear" w:color="auto" w:fill="auto"/>
+          </w:tcPr>
+          <w:p>
+            <w:pPr>
+              <w:spacing w:after="0" w:line="240" w:lineRule="auto"/>
+              <w:rPr>
+                <w:rtl/>
+              </w:rPr>
+            </w:pPr>
+          </w:p>
+        </w:tc>
+        <w:tc>
+          <w:tcPr>
+            <w:tcW w:w="673" w:type="dxa"/>
+            <w:shd w:val="clear" w:color="auto" w:fill="auto"/>
+          </w:tcPr>
+          <w:p>
+            <w:pPr>
+              <w:spacing w:after="0" w:line="240" w:lineRule="auto"/>
+              <w:rPr>
+                <w:rtl/>
+              </w:rPr>
+            </w:pPr>
+          </w:p>
+        </w:tc>
+        <w:tc>
+          <w:tcPr>
+            <w:tcW w:w="583" w:type="dxa"/>
+            <w:shd w:val="clear" w:color="auto" w:fill="auto"/>
+          </w:tcPr>
+          <w:p>
+            <w:pPr>
+              <w:spacing w:after="0" w:line="240" w:lineRule="auto"/>
+              <w:rPr>
+                <w:rtl/>
+              </w:rPr>
+            </w:pPr>
+          </w:p>
+        </w:tc>
+        <w:tc>
+          <w:tcPr>
             <w:tcW w:w="591" w:type="dxa"/>
             <w:shd w:val="clear" w:color="auto" w:fill="auto"/>
           </w:tcPr>
@@ -2996,157 +2945,20 @@
             <w:pPr>
               <w:spacing w:after="0" w:line="240" w:lineRule="auto"/>
               <w:rPr>
-                <w:rFonts w:hint="cs"/>
-                <w:rtl/>
-              </w:rPr>
-            </w:pPr>
-          </w:p>
-        </w:tc>
-        <w:tc>
-          <w:tcPr>
-            <w:tcW w:w="680" w:type="dxa"/>
-            <w:shd w:val="clear" w:color="auto" w:fill="auto"/>
-          </w:tcPr>
-          <w:p>
-            <w:pPr>
-              <w:spacing w:after="0" w:line="240" w:lineRule="auto"/>
-              <w:rPr>
-                <w:rFonts w:hint="cs"/>
-                <w:rtl/>
-              </w:rPr>
-            </w:pPr>
-          </w:p>
-        </w:tc>
-        <w:tc>
-          <w:tcPr>
-            <w:tcW w:w="591" w:type="dxa"/>
-            <w:shd w:val="clear" w:color="auto" w:fill="auto"/>
-          </w:tcPr>
-          <w:p>
-            <w:pPr>
-              <w:spacing w:after="0" w:line="240" w:lineRule="auto"/>
-              <w:rPr>
-                <w:rFonts w:hint="cs"/>
-                <w:rtl/>
-              </w:rPr>
-            </w:pPr>
-          </w:p>
-        </w:tc>
-        <w:tc>
-          <w:tcPr>
-            <w:tcW w:w="595" w:type="dxa"/>
-            <w:shd w:val="clear" w:color="auto" w:fill="auto"/>
-          </w:tcPr>
-          <w:p>
-            <w:pPr>
-              <w:spacing w:after="0" w:line="240" w:lineRule="auto"/>
-              <w:rPr>
-                <w:rFonts w:hint="cs"/>
-                <w:rtl/>
-              </w:rPr>
-            </w:pPr>
-          </w:p>
-        </w:tc>
-        <w:tc>
-          <w:tcPr>
-            <w:tcW w:w="591" w:type="dxa"/>
-            <w:shd w:val="clear" w:color="auto" w:fill="auto"/>
-          </w:tcPr>
-          <w:p>
-            <w:pPr>
-              <w:spacing w:after="0" w:line="240" w:lineRule="auto"/>
-              <w:rPr>
-                <w:rFonts w:hint="cs"/>
-                <w:rtl/>
-              </w:rPr>
-            </w:pPr>
-          </w:p>
-        </w:tc>
-        <w:tc>
-          <w:tcPr>
-            <w:tcW w:w="594" w:type="dxa"/>
-            <w:shd w:val="clear" w:color="auto" w:fill="auto"/>
-          </w:tcPr>
-          <w:p>
-            <w:pPr>
-              <w:spacing w:after="0" w:line="240" w:lineRule="auto"/>
-              <w:rPr>
-                <w:rFonts w:hint="cs"/>
-                <w:rtl/>
-              </w:rPr>
-            </w:pPr>
-          </w:p>
-        </w:tc>
-        <w:tc>
-          <w:tcPr>
-            <w:tcW w:w="591" w:type="dxa"/>
-            <w:shd w:val="clear" w:color="auto" w:fill="auto"/>
-          </w:tcPr>
-          <w:p>
-            <w:pPr>
-              <w:spacing w:after="0" w:line="240" w:lineRule="auto"/>
-              <w:rPr>
-                <w:rFonts w:hint="cs"/>
-                <w:rtl/>
-              </w:rPr>
-            </w:pPr>
-          </w:p>
-        </w:tc>
-        <w:tc>
-          <w:tcPr>
-            <w:tcW w:w="594" w:type="dxa"/>
-            <w:shd w:val="clear" w:color="auto" w:fill="auto"/>
-          </w:tcPr>
-          <w:p>
-            <w:pPr>
-              <w:spacing w:after="0" w:line="240" w:lineRule="auto"/>
-              <w:rPr>
-                <w:rFonts w:hint="cs"/>
-                <w:rtl/>
-              </w:rPr>
-            </w:pPr>
-          </w:p>
-        </w:tc>
-        <w:tc>
-          <w:tcPr>
-            <w:tcW w:w="591" w:type="dxa"/>
-            <w:shd w:val="clear" w:color="auto" w:fill="auto"/>
-          </w:tcPr>
-          <w:p>
-            <w:pPr>
-              <w:spacing w:after="0" w:line="240" w:lineRule="auto"/>
-              <w:rPr>
-                <w:rFonts w:hint="cs"/>
-                <w:rtl/>
-              </w:rPr>
-            </w:pPr>
-          </w:p>
-        </w:tc>
-        <w:tc>
-          <w:tcPr>
-            <w:tcW w:w="594" w:type="dxa"/>
-            <w:shd w:val="clear" w:color="auto" w:fill="auto"/>
-          </w:tcPr>
-          <w:p>
-            <w:pPr>
-              <w:spacing w:after="0" w:line="240" w:lineRule="auto"/>
-              <w:rPr>
-                <w:rFonts w:hint="cs"/>
-                <w:rtl/>
-              </w:rPr>
-            </w:pPr>
-          </w:p>
-        </w:tc>
-        <w:tc>
-          <w:tcPr>
-            <w:tcW w:w="591" w:type="dxa"/>
-            <w:shd w:val="clear" w:color="auto" w:fill="auto"/>
-          </w:tcPr>
-          <w:p>
-            <w:pPr>
-              <w:spacing w:after="0" w:line="240" w:lineRule="auto"/>
-              <w:rPr>
-                <w:rFonts w:hint="cs"/>
+                <w:rtl/>
+              </w:rPr>
+            </w:pPr>
+          </w:p>
+        </w:tc>
+        <w:tc>
+          <w:tcPr>
+            <w:tcW w:w="583" w:type="dxa"/>
+            <w:shd w:val="clear" w:color="auto" w:fill="auto"/>
+          </w:tcPr>
+          <w:p>
+            <w:pPr>
+              <w:spacing w:after="0" w:line="240" w:lineRule="auto"/>
+              <w:rPr>
                 <w:rtl/>
               </w:rPr>
             </w:pPr>
@@ -3161,7 +2973,90 @@
             <w:pPr>
               <w:spacing w:after="0" w:line="240" w:lineRule="auto"/>
               <w:rPr>
-                <w:rFonts w:hint="cs"/>
+                <w:rtl/>
+              </w:rPr>
+            </w:pPr>
+          </w:p>
+        </w:tc>
+        <w:tc>
+          <w:tcPr>
+            <w:tcW w:w="583" w:type="dxa"/>
+            <w:shd w:val="clear" w:color="auto" w:fill="auto"/>
+          </w:tcPr>
+          <w:p>
+            <w:pPr>
+              <w:spacing w:after="0" w:line="240" w:lineRule="auto"/>
+              <w:rPr>
+                <w:rtl/>
+              </w:rPr>
+            </w:pPr>
+          </w:p>
+        </w:tc>
+        <w:tc>
+          <w:tcPr>
+            <w:tcW w:w="588" w:type="dxa"/>
+            <w:shd w:val="clear" w:color="auto" w:fill="auto"/>
+          </w:tcPr>
+          <w:p>
+            <w:pPr>
+              <w:spacing w:after="0" w:line="240" w:lineRule="auto"/>
+              <w:rPr>
+                <w:rtl/>
+              </w:rPr>
+            </w:pPr>
+          </w:p>
+        </w:tc>
+        <w:tc>
+          <w:tcPr>
+            <w:tcW w:w="583" w:type="dxa"/>
+            <w:shd w:val="clear" w:color="auto" w:fill="auto"/>
+          </w:tcPr>
+          <w:p>
+            <w:pPr>
+              <w:spacing w:after="0" w:line="240" w:lineRule="auto"/>
+              <w:rPr>
+                <w:rtl/>
+              </w:rPr>
+            </w:pPr>
+          </w:p>
+        </w:tc>
+        <w:tc>
+          <w:tcPr>
+            <w:tcW w:w="588" w:type="dxa"/>
+            <w:shd w:val="clear" w:color="auto" w:fill="auto"/>
+          </w:tcPr>
+          <w:p>
+            <w:pPr>
+              <w:spacing w:after="0" w:line="240" w:lineRule="auto"/>
+              <w:rPr>
+                <w:rtl/>
+              </w:rPr>
+            </w:pPr>
+          </w:p>
+        </w:tc>
+        <w:tc>
+          <w:tcPr>
+            <w:tcW w:w="583" w:type="dxa"/>
+            <w:shd w:val="clear" w:color="auto" w:fill="auto"/>
+          </w:tcPr>
+          <w:p>
+            <w:pPr>
+              <w:spacing w:after="0" w:line="240" w:lineRule="auto"/>
+              <w:rPr>
+                <w:rtl/>
+              </w:rPr>
+            </w:pPr>
+          </w:p>
+        </w:tc>
+        <w:tc>
+          <w:tcPr>
+            <w:tcW w:w="580" w:type="dxa"/>
+            <w:shd w:val="clear" w:color="auto" w:fill="auto"/>
+          </w:tcPr>
+          <w:p>
+            <w:pPr>
+              <w:spacing w:after="0" w:line="240" w:lineRule="auto"/>
+              <w:rPr>
                 <w:rtl/>
               </w:rPr>
             </w:pPr>
@@ -3171,19 +3066,18 @@
       <w:tr>
         <w:trPr>
           <w:gridAfter w:val="1"/>
-          <w:wAfter w:w="28" w:type="dxa"/>
-          <w:trHeight w:val="693"/>
+          <w:wAfter w:w="36" w:type="dxa"/>
+          <w:trHeight w:val="610"/>
         </w:trPr>
         <w:tc>
           <w:tcPr>
-            <w:tcW w:w="1605" w:type="dxa"/>
-            <w:shd w:val="clear" w:color="auto" w:fill="auto"/>
-          </w:tcPr>
-          <w:p>
-            <w:pPr>
-              <w:spacing w:after="0" w:line="240" w:lineRule="auto"/>
-              <w:rPr>
-                <w:rFonts w:hint="cs"/>
+            <w:tcW w:w="1585" w:type="dxa"/>
+            <w:shd w:val="clear" w:color="auto" w:fill="auto"/>
+          </w:tcPr>
+          <w:p>
+            <w:pPr>
+              <w:spacing w:after="0" w:line="240" w:lineRule="auto"/>
+              <w:rPr>
                 <w:b/>
                 <w:bCs/>
                 <w:sz w:val="24"/>
@@ -3206,6 +3100,48 @@
         </w:tc>
         <w:tc>
           <w:tcPr>
+            <w:tcW w:w="583" w:type="dxa"/>
+            <w:shd w:val="clear" w:color="auto" w:fill="auto"/>
+          </w:tcPr>
+          <w:p>
+            <w:pPr>
+              <w:spacing w:after="0" w:line="240" w:lineRule="auto"/>
+              <w:rPr>
+                <w:rtl/>
+              </w:rPr>
+            </w:pPr>
+          </w:p>
+        </w:tc>
+        <w:tc>
+          <w:tcPr>
+            <w:tcW w:w="673" w:type="dxa"/>
+            <w:shd w:val="clear" w:color="auto" w:fill="auto"/>
+          </w:tcPr>
+          <w:p>
+            <w:pPr>
+              <w:spacing w:after="0" w:line="240" w:lineRule="auto"/>
+              <w:rPr>
+                <w:rtl/>
+              </w:rPr>
+            </w:pPr>
+          </w:p>
+        </w:tc>
+        <w:tc>
+          <w:tcPr>
+            <w:tcW w:w="583" w:type="dxa"/>
+            <w:shd w:val="clear" w:color="auto" w:fill="auto"/>
+          </w:tcPr>
+          <w:p>
+            <w:pPr>
+              <w:spacing w:after="0" w:line="240" w:lineRule="auto"/>
+              <w:rPr>
+                <w:rtl/>
+              </w:rPr>
+            </w:pPr>
+          </w:p>
+        </w:tc>
+        <w:tc>
+          <w:tcPr>
             <w:tcW w:w="591" w:type="dxa"/>
             <w:shd w:val="clear" w:color="auto" w:fill="auto"/>
           </w:tcPr>
@@ -3213,157 +3149,20 @@
             <w:pPr>
               <w:spacing w:after="0" w:line="240" w:lineRule="auto"/>
               <w:rPr>
-                <w:rFonts w:hint="cs"/>
-                <w:rtl/>
-              </w:rPr>
-            </w:pPr>
-          </w:p>
-        </w:tc>
-        <w:tc>
-          <w:tcPr>
-            <w:tcW w:w="680" w:type="dxa"/>
-            <w:shd w:val="clear" w:color="auto" w:fill="auto"/>
-          </w:tcPr>
-          <w:p>
-            <w:pPr>
-              <w:spacing w:after="0" w:line="240" w:lineRule="auto"/>
-              <w:rPr>
-                <w:rFonts w:hint="cs"/>
-                <w:rtl/>
-              </w:rPr>
-            </w:pPr>
-          </w:p>
-        </w:tc>
-        <w:tc>
-          <w:tcPr>
-            <w:tcW w:w="591" w:type="dxa"/>
-            <w:shd w:val="clear" w:color="auto" w:fill="auto"/>
-          </w:tcPr>
-          <w:p>
-            <w:pPr>
-              <w:spacing w:after="0" w:line="240" w:lineRule="auto"/>
-              <w:rPr>
-                <w:rFonts w:hint="cs"/>
-                <w:rtl/>
-              </w:rPr>
-            </w:pPr>
-          </w:p>
-        </w:tc>
-        <w:tc>
-          <w:tcPr>
-            <w:tcW w:w="595" w:type="dxa"/>
-            <w:shd w:val="clear" w:color="auto" w:fill="auto"/>
-          </w:tcPr>
-          <w:p>
-            <w:pPr>
-              <w:spacing w:after="0" w:line="240" w:lineRule="auto"/>
-              <w:rPr>
-                <w:rFonts w:hint="cs"/>
-                <w:rtl/>
-              </w:rPr>
-            </w:pPr>
-          </w:p>
-        </w:tc>
-        <w:tc>
-          <w:tcPr>
-            <w:tcW w:w="591" w:type="dxa"/>
-            <w:shd w:val="clear" w:color="auto" w:fill="auto"/>
-          </w:tcPr>
-          <w:p>
-            <w:pPr>
-              <w:spacing w:after="0" w:line="240" w:lineRule="auto"/>
-              <w:rPr>
-                <w:rFonts w:hint="cs"/>
-                <w:rtl/>
-              </w:rPr>
-            </w:pPr>
-          </w:p>
-        </w:tc>
-        <w:tc>
-          <w:tcPr>
-            <w:tcW w:w="594" w:type="dxa"/>
-            <w:shd w:val="clear" w:color="auto" w:fill="auto"/>
-          </w:tcPr>
-          <w:p>
-            <w:pPr>
-              <w:spacing w:after="0" w:line="240" w:lineRule="auto"/>
-              <w:rPr>
-                <w:rFonts w:hint="cs"/>
-                <w:rtl/>
-              </w:rPr>
-            </w:pPr>
-          </w:p>
-        </w:tc>
-        <w:tc>
-          <w:tcPr>
-            <w:tcW w:w="591" w:type="dxa"/>
-            <w:shd w:val="clear" w:color="auto" w:fill="auto"/>
-          </w:tcPr>
-          <w:p>
-            <w:pPr>
-              <w:spacing w:after="0" w:line="240" w:lineRule="auto"/>
-              <w:rPr>
-                <w:rFonts w:hint="cs"/>
-                <w:rtl/>
-              </w:rPr>
-            </w:pPr>
-          </w:p>
-        </w:tc>
-        <w:tc>
-          <w:tcPr>
-            <w:tcW w:w="594" w:type="dxa"/>
-            <w:shd w:val="clear" w:color="auto" w:fill="auto"/>
-          </w:tcPr>
-          <w:p>
-            <w:pPr>
-              <w:spacing w:after="0" w:line="240" w:lineRule="auto"/>
-              <w:rPr>
-                <w:rFonts w:hint="cs"/>
-                <w:rtl/>
-              </w:rPr>
-            </w:pPr>
-          </w:p>
-        </w:tc>
-        <w:tc>
-          <w:tcPr>
-            <w:tcW w:w="591" w:type="dxa"/>
-            <w:shd w:val="clear" w:color="auto" w:fill="auto"/>
-          </w:tcPr>
-          <w:p>
-            <w:pPr>
-              <w:spacing w:after="0" w:line="240" w:lineRule="auto"/>
-              <w:rPr>
-                <w:rFonts w:hint="cs"/>
-                <w:rtl/>
-              </w:rPr>
-            </w:pPr>
-          </w:p>
-        </w:tc>
-        <w:tc>
-          <w:tcPr>
-            <w:tcW w:w="594" w:type="dxa"/>
-            <w:shd w:val="clear" w:color="auto" w:fill="auto"/>
-          </w:tcPr>
-          <w:p>
-            <w:pPr>
-              <w:spacing w:after="0" w:line="240" w:lineRule="auto"/>
-              <w:rPr>
-                <w:rFonts w:hint="cs"/>
-                <w:rtl/>
-              </w:rPr>
-            </w:pPr>
-          </w:p>
-        </w:tc>
-        <w:tc>
-          <w:tcPr>
-            <w:tcW w:w="591" w:type="dxa"/>
-            <w:shd w:val="clear" w:color="auto" w:fill="auto"/>
-          </w:tcPr>
-          <w:p>
-            <w:pPr>
-              <w:spacing w:after="0" w:line="240" w:lineRule="auto"/>
-              <w:rPr>
-                <w:rFonts w:hint="cs"/>
+                <w:rtl/>
+              </w:rPr>
+            </w:pPr>
+          </w:p>
+        </w:tc>
+        <w:tc>
+          <w:tcPr>
+            <w:tcW w:w="583" w:type="dxa"/>
+            <w:shd w:val="clear" w:color="auto" w:fill="auto"/>
+          </w:tcPr>
+          <w:p>
+            <w:pPr>
+              <w:spacing w:after="0" w:line="240" w:lineRule="auto"/>
+              <w:rPr>
                 <w:rtl/>
               </w:rPr>
             </w:pPr>
@@ -3378,7 +3177,90 @@
             <w:pPr>
               <w:spacing w:after="0" w:line="240" w:lineRule="auto"/>
               <w:rPr>
-                <w:rFonts w:hint="cs"/>
+                <w:rtl/>
+              </w:rPr>
+            </w:pPr>
+          </w:p>
+        </w:tc>
+        <w:tc>
+          <w:tcPr>
+            <w:tcW w:w="583" w:type="dxa"/>
+            <w:shd w:val="clear" w:color="auto" w:fill="auto"/>
+          </w:tcPr>
+          <w:p>
+            <w:pPr>
+              <w:spacing w:after="0" w:line="240" w:lineRule="auto"/>
+              <w:rPr>
+                <w:rtl/>
+              </w:rPr>
+            </w:pPr>
+          </w:p>
+        </w:tc>
+        <w:tc>
+          <w:tcPr>
+            <w:tcW w:w="588" w:type="dxa"/>
+            <w:shd w:val="clear" w:color="auto" w:fill="auto"/>
+          </w:tcPr>
+          <w:p>
+            <w:pPr>
+              <w:spacing w:after="0" w:line="240" w:lineRule="auto"/>
+              <w:rPr>
+                <w:rtl/>
+              </w:rPr>
+            </w:pPr>
+          </w:p>
+        </w:tc>
+        <w:tc>
+          <w:tcPr>
+            <w:tcW w:w="583" w:type="dxa"/>
+            <w:shd w:val="clear" w:color="auto" w:fill="auto"/>
+          </w:tcPr>
+          <w:p>
+            <w:pPr>
+              <w:spacing w:after="0" w:line="240" w:lineRule="auto"/>
+              <w:rPr>
+                <w:rtl/>
+              </w:rPr>
+            </w:pPr>
+          </w:p>
+        </w:tc>
+        <w:tc>
+          <w:tcPr>
+            <w:tcW w:w="588" w:type="dxa"/>
+            <w:shd w:val="clear" w:color="auto" w:fill="auto"/>
+          </w:tcPr>
+          <w:p>
+            <w:pPr>
+              <w:spacing w:after="0" w:line="240" w:lineRule="auto"/>
+              <w:rPr>
+                <w:rtl/>
+              </w:rPr>
+            </w:pPr>
+          </w:p>
+        </w:tc>
+        <w:tc>
+          <w:tcPr>
+            <w:tcW w:w="583" w:type="dxa"/>
+            <w:shd w:val="clear" w:color="auto" w:fill="auto"/>
+          </w:tcPr>
+          <w:p>
+            <w:pPr>
+              <w:spacing w:after="0" w:line="240" w:lineRule="auto"/>
+              <w:rPr>
+                <w:rtl/>
+              </w:rPr>
+            </w:pPr>
+          </w:p>
+        </w:tc>
+        <w:tc>
+          <w:tcPr>
+            <w:tcW w:w="580" w:type="dxa"/>
+            <w:shd w:val="clear" w:color="auto" w:fill="auto"/>
+          </w:tcPr>
+          <w:p>
+            <w:pPr>
+              <w:spacing w:after="0" w:line="240" w:lineRule="auto"/>
+              <w:rPr>
                 <w:rtl/>
               </w:rPr>
             </w:pPr>
@@ -3554,7 +3436,6 @@
       <w:pPr>
         <w:spacing w:after="0"/>
         <w:rPr>
-          <w:rFonts w:hint="cs"/>
           <w:b/>
           <w:bCs/>
           <w:sz w:val="24"/>
